--- a/doc/CS673_SPPP_team2.docx
+++ b/doc/CS673_SPPP_team2.docx
@@ -1910,6 +1910,17 @@
             </w:pPr>
             <w:r>
               <w:rPr>
+                <w:b w:val="1"/>
+                <w:bCs w:val="1"/>
+                <w:sz w:val="24"/>
+                <w:szCs w:val="24"/>
+                <w:u w:val="single"/>
+                <w:rtl w:val="0"/>
+              </w:rPr>
+              <w:t xml:space="preserve">3</w:t>
+            </w:r>
+            <w:r>
+              <w:rPr>
                 <w:rtl w:val="0"/>
               </w:rPr>
             </w:r>
@@ -1961,6 +1972,17 @@
             </w:pPr>
             <w:r>
               <w:rPr>
+                <w:b w:val="1"/>
+                <w:bCs w:val="1"/>
+                <w:sz w:val="24"/>
+                <w:szCs w:val="24"/>
+                <w:u w:val="single"/>
+                <w:rtl w:val="0"/>
+              </w:rPr>
+              <w:t xml:space="preserve">Duc Anh Nguyen</w:t>
+            </w:r>
+            <w:r>
+              <w:rPr>
                 <w:rtl w:val="0"/>
               </w:rPr>
             </w:r>
@@ -2012,6 +2034,17 @@
             </w:pPr>
             <w:r>
               <w:rPr>
+                <w:b w:val="1"/>
+                <w:bCs w:val="1"/>
+                <w:sz w:val="24"/>
+                <w:szCs w:val="24"/>
+                <w:u w:val="single"/>
+                <w:rtl w:val="0"/>
+              </w:rPr>
+              <w:t xml:space="preserve">10/06</w:t>
+            </w:r>
+            <w:r>
+              <w:rPr>
                 <w:rtl w:val="0"/>
               </w:rPr>
             </w:r>
@@ -2061,6 +2094,17 @@
                 <w:vertAlign w:val="baseline"/>
               </w:rPr>
             </w:pPr>
+            <w:r>
+              <w:rPr>
+                <w:b w:val="1"/>
+                <w:bCs w:val="1"/>
+                <w:sz w:val="24"/>
+                <w:szCs w:val="24"/>
+                <w:u w:val="single"/>
+                <w:rtl w:val="0"/>
+              </w:rPr>
+              <w:t xml:space="preserve">Revision accompanying Iteration 2 delivery and Iteration 1 feedback. Jira replaces GitHub Issues as the project tracker throughout. Timeline updated with Iteration 2 actuals: study mode delivered end to end, and AI deck generation moved to Iteration 3. Scheduling described as Anki’s default algorithm. Configuration management, CI/CD, testing tools, and QA metrics updated to match the pipeline in use (Vitest and React Testing Library, 90% coverage gates on backend and frontend, image scanning). Risk register updated with two realized risks. AI usage log updated.</w:t>
+            </w:r>
             <w:r>
               <w:rPr>
                 <w:rtl w:val="0"/>
@@ -2308,7 +2352,7 @@
     </w:p>
     <w:sdt>
       <w:sdtPr>
-        <w:id w:val="1040622377"/>
+        <w:id w:val="651923823"/>
         <w:docPartObj>
           <w:docPartGallery w:val="Table of Contents"/>
           <w:docPartUnique w:val="1"/>
@@ -2377,7 +2421,7 @@
     </w:p>
     <w:sdt>
       <w:sdtPr>
-        <w:id w:val="1619750269"/>
+        <w:id w:val="-283181334"/>
         <w:docPartObj>
           <w:docPartGallery w:val="Table of Contents"/>
           <w:docPartUnique w:val="1"/>
@@ -3303,7 +3347,7 @@
         <w:rPr>
           <w:rtl w:val="0"/>
         </w:rPr>
-        <w:t xml:space="preserve"> The system tracks per-card performance and schedules each card’s next review using the SM-2 algorithm, so material is revisited at the interval where reinforcement is most valuable.</w:t>
+        <w:t xml:space="preserve"> The system tracks per-card performance and schedules each card’s next review using Anki’s default scheduling algorithm, which is derived from SM-2, so material is revisited at the interval where reinforcement is most valuable.</w:t>
       </w:r>
     </w:p>
     <w:p>
@@ -6194,6 +6238,19 @@
           <w:rtl w:val="0"/>
         </w:rPr>
         <w:t xml:space="preserve"> The personnel risk recorded in the register as “Loss team members” occurred on 9/12 when two of six members left the course. The mitigation recorded in the register — redefine scope and redistribute tasks — was executed: roles were reassigned as shown on the cover page, and project scope was reduced as recorded in §3a, which removed five features from scope and moved two others to a lower tier. The register entry has been reopened and rescored to reflect the remaining exposure, since the loss of further members would now have a greater impact on a four-person team than it would have on six.</w:t>
+      </w:r>
+    </w:p>
+    <w:p>
+      <w:pPr>
+        <w:spacing w:after="240" w:before="240" w:lineRule="auto"/>
+        <w:ind w:left="1440" w:firstLine="0"/>
+        <w:rPr/>
+      </w:pPr>
+      <w:r>
+        <w:rPr>
+          <w:rtl w:val="0"/>
+        </w:rPr>
+        <w:t xml:space="preserve">In Iteration 2, two further risks were realized and handled. Improper planning: AI deck generation, planned for Iteration 2, was moved to Iteration 3 so that study mode could be delivered complete. Third-party dependencies: a new SQLAlchemy release broke every PostgreSQL connection, and newly published OpenSSL vulnerabilities failed the image scan on develop. The first was fixed by pinning the dependency and the second by always rebuilding the image layer that applies OS updates. Both are recorded in the register.</w:t>
       </w:r>
     </w:p>
     <w:p>
@@ -6728,13 +6785,7 @@
                 <w:bCs w:val="1"/>
                 <w:rtl w:val="0"/>
               </w:rPr>
-              <w:t xml:space="preserve">Essential:</w:t>
-            </w:r>
-            <w:r>
-              <w:rPr>
-                <w:rtl w:val="0"/>
-              </w:rPr>
-              <w:t xml:space="preserve"> interactive study interface; SM-2 spaced-repetition scheduling; AI deck generation from natural-language prompts, with provenance labelling</w:t>
+              <w:t xml:space="preserve">Essential, delivered: interactive study interface (one card at a time, reveal, four rating buttons that show when each rating brings the card back, keyboard shortcuts, session summary); spaced-repetition scheduling with Anki’s default algorithm; due counts on each deck and a schedule badge on each card. Moved to Iteration 3: AI deck generation and AI deck review, so that study mode could be finished end to end with four members.</w:t>
             </w:r>
             <w:r>
               <w:rPr>
@@ -6776,7 +6827,7 @@
               <w:rPr>
                 <w:rtl w:val="0"/>
               </w:rPr>
-              <w:t xml:space="preserve">Extend the data model with scheduling and provenance columns; agree the API contract additions for study and generation; integrate the LLM service behind a bounded server-side interface; implement schema validation of model output; connect the deck and card interface to the live API; expand unit and integration testing</w:t>
+              <w:t xml:space="preserve">Added scheduling columns to the card model (migration 0002); added the due-cards and review endpoints; built the study page on a tested session reducer; gave every page one design system; added demo data with cards in every state (flask seed --reset, flask time-travel); moved frontend tests to Vitest and React Testing Library and covered every page; added a 90% frontend coverage gate; fixed a CI failure caused by OS package vulnerabilities in the frontend image</w:t>
             </w:r>
           </w:p>
         </w:tc>
@@ -6892,27 +6943,12 @@
                 <w:bCs w:val="1"/>
                 <w:rtl w:val="0"/>
               </w:rPr>
-              <w:t xml:space="preserve">Essential:</w:t>
+              <w:t xml:space="preserve">Essential: AI deck generation from a natural-language prompt, with preview and editing before saving, and provenance labelling. Desirable, if capacity allows: typed-answer study mode</w:t>
             </w:r>
             <w:r>
               <w:rPr>
                 <w:rtl w:val="0"/>
               </w:rPr>
-              <w:t xml:space="preserve"> complete or correct any unfinished essential requirements. </w:t>
-            </w:r>
-            <w:r>
-              <w:rPr>
-                <w:b w:val="1"/>
-                <w:bCs w:val="1"/>
-                <w:rtl w:val="0"/>
-              </w:rPr>
-              <w:t xml:space="preserve">Desirable:</w:t>
-            </w:r>
-            <w:r>
-              <w:rPr>
-                <w:rtl w:val="0"/>
-              </w:rPr>
-              <w:t xml:space="preserve"> typed-answer study mode and evaluation, if capacity allows</w:t>
             </w:r>
           </w:p>
         </w:tc>
@@ -6937,7 +6973,7 @@
               <w:rPr>
                 <w:rtl w:val="0"/>
               </w:rPr>
-              <w:t xml:space="preserve">System-wide testing; regression testing; defect resolution; interface cleanup; documentation; final integration; release preparation and demonstration</w:t>
+              <w:t xml:space="preserve">Integrate the LLM service behind a server-side interface with the limits in §3b(iii); validate model output before saving; system-wide and regression testing; defect resolution; documentation; release and demonstration</w:t>
             </w:r>
           </w:p>
         </w:tc>
@@ -7119,7 +7155,7 @@
         <w:rPr>
           <w:rtl w:val="0"/>
         </w:rPr>
-        <w:t xml:space="preserve"> — remote repository hosting, pull requests, code review, issue tracking, and collaboration.</w:t>
+        <w:t xml:space="preserve"> — remote repository hosting, pull requests, code review, and collaboration.</w:t>
       </w:r>
     </w:p>
     <w:p>
@@ -7269,13 +7305,12 @@
           <w:bCs w:val="1"/>
           <w:rtl w:val="0"/>
         </w:rPr>
-        <w:t xml:space="preserve">GitHub Actions</w:t>
-      </w:r>
-      <w:r>
-        <w:rPr>
-          <w:rtl w:val="0"/>
-        </w:rPr>
-        <w:t xml:space="preserve"> — the CI platform. Every push and pull request runs the backend test suite, the backend linter, and the frontend production build.</w:t>
+        <w:t xml:space="preserve">GitHub Actions — the CI/CD platform. Every push to develop or main and every pull request runs linting, the backend tests on SQLite and PostgreSQL, a migration check, the frontend tests and production build, and a Docker build with an image scan and a smoke test of the full stack (§5.2).</w:t>
+      </w:r>
+      <w:r>
+        <w:rPr>
+          <w:rtl w:val="0"/>
+        </w:rPr>
       </w:r>
     </w:p>
     <w:p>
@@ -7326,22 +7361,54 @@
           <w:ilvl w:val="0"/>
           <w:numId w:val="26"/>
         </w:numPr>
+        <w:spacing w:after="0" w:afterAutospacing="0" w:before="0" w:beforeAutospacing="0" w:lineRule="auto"/>
+        <w:ind w:left="2160" w:hanging="360"/>
+      </w:pPr>
+      <w:r>
+        <w:rPr>
+          <w:b w:val="1"/>
+          <w:bCs w:val="1"/>
+          <w:rtl w:val="0"/>
+        </w:rPr>
+        <w:t xml:space="preserve">pytest and pytest-cov</w:t>
+      </w:r>
+      <w:r>
+        <w:rPr>
+          <w:rtl w:val="0"/>
+        </w:rPr>
+        <w:t xml:space="preserve"> — the automated test suite and its statement-coverage measurement, reported on every CI run.</w:t>
+      </w:r>
+    </w:p>
+    <w:p>
+      <w:pPr>
+        <w:numPr>
+          <w:ilvl w:val="0"/>
+          <w:numId w:val="26"/>
+        </w:numPr>
+        <w:spacing w:after="0" w:afterAutospacing="0" w:before="0" w:beforeAutospacing="0" w:lineRule="auto"/>
+        <w:ind w:left="2160" w:hanging="360"/>
+      </w:pPr>
+      <w:r>
+        <w:rPr>
+          <w:rtl w:val="0"/>
+        </w:rPr>
+        <w:t xml:space="preserve">ESLint — JavaScript and JSX linting, run in CI.</w:t>
+      </w:r>
+    </w:p>
+    <w:p>
+      <w:pPr>
+        <w:numPr>
+          <w:ilvl w:val="0"/>
+          <w:numId w:val="26"/>
+        </w:numPr>
         <w:spacing w:after="240" w:before="0" w:beforeAutospacing="0" w:lineRule="auto"/>
         <w:ind w:left="2160" w:hanging="360"/>
       </w:pPr>
       <w:r>
         <w:rPr>
-          <w:b w:val="1"/>
-          <w:bCs w:val="1"/>
-          <w:rtl w:val="0"/>
-        </w:rPr>
-        <w:t xml:space="preserve">pytest and pytest-cov</w:t>
-      </w:r>
-      <w:r>
-        <w:rPr>
-          <w:rtl w:val="0"/>
-        </w:rPr>
-        <w:t xml:space="preserve"> — the automated test suite and its statement-coverage measurement, reported on every CI run.</w:t>
+          <w:rtl w:val="0"/>
+        </w:rPr>
+        <w:t xml:space="preserve">Vitest and React Testing Library — frontend unit and component tests, with statement coverage measured by @vitest/coverage-v8.</w:t>
       </w:r>
     </w:p>
     <w:p>
@@ -7392,22 +7459,38 @@
           <w:ilvl w:val="0"/>
           <w:numId w:val="12"/>
         </w:numPr>
+        <w:spacing w:after="0" w:afterAutospacing="0" w:before="0" w:beforeAutospacing="0" w:lineRule="auto"/>
+        <w:ind w:left="2160" w:hanging="360"/>
+      </w:pPr>
+      <w:r>
+        <w:rPr>
+          <w:b w:val="1"/>
+          <w:bCs w:val="1"/>
+          <w:rtl w:val="0"/>
+        </w:rPr>
+        <w:t xml:space="preserve">Dependabot</w:t>
+      </w:r>
+      <w:r>
+        <w:rPr>
+          <w:rtl w:val="0"/>
+        </w:rPr>
+        <w:t xml:space="preserve"> — monitors dependencies in both ecosystems for known vulnerabilities and opens update pull requests.</w:t>
+      </w:r>
+    </w:p>
+    <w:p>
+      <w:pPr>
+        <w:numPr>
+          <w:ilvl w:val="0"/>
+          <w:numId w:val="12"/>
+        </w:numPr>
         <w:spacing w:after="240" w:before="0" w:beforeAutospacing="0" w:lineRule="auto"/>
         <w:ind w:left="2160" w:hanging="360"/>
       </w:pPr>
       <w:r>
         <w:rPr>
-          <w:b w:val="1"/>
-          <w:bCs w:val="1"/>
-          <w:rtl w:val="0"/>
-        </w:rPr>
-        <w:t xml:space="preserve">Dependabot</w:t>
-      </w:r>
-      <w:r>
-        <w:rPr>
-          <w:rtl w:val="0"/>
-        </w:rPr>
-        <w:t xml:space="preserve"> — monitors dependencies in both ecosystems for known vulnerabilities and opens update pull requests.</w:t>
+          <w:rtl w:val="0"/>
+        </w:rPr>
+        <w:t xml:space="preserve">Trivy — scans both Docker images on every CI run and fails the build on any HIGH or CRITICAL vulnerability that has a fix available.</w:t>
       </w:r>
     </w:p>
     <w:p>
@@ -7566,17 +7649,17 @@
       </w:pPr>
       <w:r>
         <w:rPr>
-          <w:b w:val="1"/>
-          <w:bCs w:val="1"/>
-          <w:rtl w:val="0"/>
-        </w:rPr>
-        <w:t xml:space="preserve">GitHub Issues</w:t>
-      </w:r>
-      <w:r>
-        <w:rPr>
-          <w:rtl w:val="0"/>
-        </w:rPr>
-        <w:t xml:space="preserve"> — tracks tasks, defects, and enhancements.</w:t>
+          <w:rFonts w:ascii="Arial Unicode MS" w:cs="Arial Unicode MS" w:eastAsia="Arial Unicode MS" w:hAnsi="Arial Unicode MS"/>
+          <w:b w:val="1"/>
+          <w:bCs w:val="1"/>
+          <w:rtl w:val="0"/>
+        </w:rPr>
+        <w:t xml:space="preserve">Jira — tracks user stories, subtasks, and defects. Each iteration is a Jira sprint. Stories carry story points, an owner, and Given/When/Then acceptance tests, and move To Do → In Progress → In Review → Done. A story is Done when its pull request has merged and it has passed acceptance testing.</w:t>
+      </w:r>
+      <w:r>
+        <w:rPr>
+          <w:rtl w:val="0"/>
+        </w:rPr>
       </w:r>
     </w:p>
     <w:p>
@@ -7618,7 +7701,7 @@
           <w:bCs w:val="1"/>
           <w:rtl w:val="0"/>
         </w:rPr>
-        <w:t xml:space="preserve">Team group chat</w:t>
+        <w:t xml:space="preserve">Discord</w:t>
       </w:r>
       <w:r>
         <w:rPr>
@@ -7870,7 +7953,7 @@
         <w:rPr>
           <w:rtl w:val="0"/>
         </w:rPr>
-        <w:t xml:space="preserve">This workflow is enforced by a GitHub repository ruleset rather than by convention alone. Pull requests require at least one approving review before they can merge; approvals are dismissed when new commits are pushed; the automated “Backend tests” and “Frontend build” checks must pass; and the protected branches cannot be force-pushed or deleted.</w:t>
+        <w:t xml:space="preserve">This workflow is enforced by a GitHub repository ruleset rather than by convention alone. Pull requests require at least one approving review before they can merge; approvals are dismissed when new commits are pushed; the “CI passed” check, which succeeds only when every CI job has passed, is required; and the protected branches cannot be force-pushed or deleted.</w:t>
       </w:r>
     </w:p>
     <w:p>
@@ -7928,7 +8011,12 @@
         <w:rPr>
           <w:rtl w:val="0"/>
         </w:rPr>
-        <w:t xml:space="preserve">The project uses GitHub Actions for continuous integration. Every push to any branch, and every pull request, triggers the following automatically:</w:t>
+        <w:t xml:space="preserve">The project uses GitHub Actions. Every push to develop or main, and every pull request, runs these jobs (.github/workflows/ci.yml):</w:t>
+      </w:r>
+      <w:r>
+        <w:rPr>
+          <w:rtl w:val="0"/>
+        </w:rPr>
       </w:r>
     </w:p>
     <w:p>
@@ -7946,13 +8034,7 @@
           <w:bCs w:val="1"/>
           <w:rtl w:val="0"/>
         </w:rPr>
-        <w:t xml:space="preserve">Backend tests</w:t>
-      </w:r>
-      <w:r>
-        <w:rPr>
-          <w:rtl w:val="0"/>
-        </w:rPr>
-        <w:t xml:space="preserve"> — the full pytest suite, executed against in-memory SQLite, with a statement-coverage report produced on every run.</w:t>
+        <w:t xml:space="preserve">Backend lint — Ruff.</w:t>
       </w:r>
     </w:p>
     <w:p>
@@ -7970,13 +8052,7 @@
           <w:bCs w:val="1"/>
           <w:rtl w:val="0"/>
         </w:rPr>
-        <w:t xml:space="preserve">Backend lint</w:t>
-      </w:r>
-      <w:r>
-        <w:rPr>
-          <w:rtl w:val="0"/>
-        </w:rPr>
-        <w:t xml:space="preserve"> — Ruff, enforcing PEP 8 and checking for unused imports, import ordering, and a set of common defect patterns.</w:t>
+        <w:t xml:space="preserve">Backend tests (SQLite) — the full pytest suite with a coverage report; fails below 90% statement coverage.</w:t>
       </w:r>
     </w:p>
     <w:p>
@@ -7994,13 +8070,61 @@
           <w:bCs w:val="1"/>
           <w:rtl w:val="0"/>
         </w:rPr>
-        <w:t xml:space="preserve">Frontend build</w:t>
-      </w:r>
-      <w:r>
-        <w:rPr>
-          <w:rtl w:val="0"/>
-        </w:rPr>
-        <w:t xml:space="preserve"> — a clean dependency install followed by a production Vite build, so that a broken import or malformed component fails in the pipeline rather than on a team member’s machine.</w:t>
+        <w:t xml:space="preserve">Backend tests (PostgreSQL) — the same suite against PostgreSQL 18, the production database.</w:t>
+      </w:r>
+    </w:p>
+    <w:p>
+      <w:pPr>
+        <w:numPr>
+          <w:ilvl w:val="0"/>
+          <w:numId w:val="17"/>
+        </w:numPr>
+        <w:spacing w:after="0" w:afterAutospacing="0" w:before="0" w:beforeAutospacing="0" w:lineRule="auto"/>
+        <w:ind w:left="2160" w:hanging="360"/>
+      </w:pPr>
+      <w:r>
+        <w:rPr>
+          <w:b w:val="1"/>
+          <w:bCs w:val="1"/>
+          <w:rtl w:val="0"/>
+        </w:rPr>
+        <w:t xml:space="preserve">Migrations match the models — applies every migration to an empty database, checks that no model change lacks a migration, then downgrades to the base and upgrades again.</w:t>
+      </w:r>
+    </w:p>
+    <w:p>
+      <w:pPr>
+        <w:numPr>
+          <w:ilvl w:val="0"/>
+          <w:numId w:val="17"/>
+        </w:numPr>
+        <w:spacing w:after="0" w:afterAutospacing="0" w:before="0" w:beforeAutospacing="0" w:lineRule="auto"/>
+        <w:ind w:left="2160" w:hanging="360"/>
+      </w:pPr>
+      <w:r>
+        <w:rPr>
+          <w:b w:val="1"/>
+          <w:bCs w:val="1"/>
+          <w:rtl w:val="0"/>
+        </w:rPr>
+        <w:t xml:space="preserve">Frontend lint, test, build — ESLint, the Vitest suite with a 90% statement and line coverage gate, and a production Vite build.</w:t>
+      </w:r>
+    </w:p>
+    <w:p>
+      <w:pPr>
+        <w:numPr>
+          <w:ilvl w:val="0"/>
+          <w:numId w:val="17"/>
+        </w:numPr>
+        <w:spacing w:after="0" w:afterAutospacing="0" w:before="0" w:beforeAutospacing="0" w:lineRule="auto"/>
+        <w:ind w:left="2160" w:hanging="360"/>
+      </w:pPr>
+      <w:r>
+        <w:rPr>
+          <w:b w:val="1"/>
+          <w:bCs w:val="1"/>
+          <w:rtl w:val="0"/>
+        </w:rPr>
+        <w:t xml:space="preserve">Docker images and stack smoke test — builds both production images, scans them with Trivy, starts the full stack with Docker Compose, and checks that the health endpoint answers, migrations apply, and the frontend serves its page.</w:t>
       </w:r>
     </w:p>
     <w:p>
@@ -8018,13 +8142,12 @@
           <w:bCs w:val="1"/>
           <w:rtl w:val="0"/>
         </w:rPr>
-        <w:t xml:space="preserve">CodeQL analysis</w:t>
-      </w:r>
-      <w:r>
-        <w:rPr>
-          <w:rtl w:val="0"/>
-        </w:rPr>
-        <w:t xml:space="preserve"> — static security and quality analysis over both languages.</w:t>
+        <w:t xml:space="preserve">CI passed — one required check that succeeds only when every job above has passed.</w:t>
+      </w:r>
+      <w:r>
+        <w:rPr>
+          <w:rtl w:val="0"/>
+        </w:rPr>
       </w:r>
     </w:p>
     <w:p>
@@ -8037,35 +8160,7 @@
         <w:rPr>
           <w:rtl w:val="0"/>
         </w:rPr>
-        <w:t xml:space="preserve">A pull request cannot be merged into the integration branch until the required checks pass and a peer review has been approved. After review, changes merge into </w:t>
-      </w:r>
-      <w:r>
-        <w:rPr>
-          <w:rFonts w:ascii="Roboto Mono" w:cs="Roboto Mono" w:eastAsia="Roboto Mono" w:hAnsi="Roboto Mono"/>
-          <w:color w:val="188038"/>
-          <w:rtl w:val="0"/>
-        </w:rPr>
-        <w:t xml:space="preserve">develop</w:t>
-      </w:r>
-      <w:r>
-        <w:rPr>
-          <w:rtl w:val="0"/>
-        </w:rPr>
-        <w:t xml:space="preserve"> for integration testing; once validated there, they are promoted to </w:t>
-      </w:r>
-      <w:r>
-        <w:rPr>
-          <w:rFonts w:ascii="Roboto Mono" w:cs="Roboto Mono" w:eastAsia="Roboto Mono" w:hAnsi="Roboto Mono"/>
-          <w:color w:val="188038"/>
-          <w:rtl w:val="0"/>
-        </w:rPr>
-        <w:t xml:space="preserve">main</w:t>
-      </w:r>
-      <w:r>
-        <w:rPr>
-          <w:rtl w:val="0"/>
-        </w:rPr>
-        <w:t xml:space="preserve"> by pull request.</w:t>
+        <w:t xml:space="preserve">CodeQL (.github/workflows/codeql.yml) runs static analysis over the Python and JavaScript sources on pull requests and on pushes to develop and main.</w:t>
       </w:r>
     </w:p>
     <w:p>
@@ -8076,6 +8171,24 @@
       </w:pPr>
       <w:r>
         <w:rPr>
+          <w:rtl w:val="0"/>
+        </w:rPr>
+        <w:t xml:space="preserve">A pull request cannot merge into develop or main until “CI passed” is green and another member has approved it. Changes merge into develop for integration testing and are promoted to main by a release pull request.</w:t>
+      </w:r>
+      <w:r>
+        <w:rPr>
+          <w:rtl w:val="0"/>
+        </w:rPr>
+      </w:r>
+    </w:p>
+    <w:p>
+      <w:pPr>
+        <w:spacing w:after="240" w:before="240" w:lineRule="auto"/>
+        <w:ind w:left="1440" w:firstLine="0"/>
+        <w:rPr/>
+      </w:pPr>
+      <w:r>
+        <w:rPr>
           <w:b w:val="1"/>
           <w:bCs w:val="1"/>
           <w:rtl w:val="0"/>
@@ -8086,7 +8199,18 @@
         <w:rPr>
           <w:rtl w:val="0"/>
         </w:rPr>
-        <w:t xml:space="preserve"> The application is deployed and demonstrated locally using Docker Compose. A single command builds and starts the database, backend, and frontend together, and the resulting environment is identical for every team member. Hosted deployment to a cloud or Kubernetes environment is outside the scope of this project; the containerized build is structured so that it would not be precluded in future work.</w:t>
+        <w:t xml:space="preserve"> </w:t>
+      </w:r>
+      <w:r>
+        <w:rPr>
+          <w:rtl w:val="0"/>
+        </w:rPr>
+        <w:t xml:space="preserve">After CI passes on develop or main, the CD workflow (.github/workflows/cd.yml) publishes both images to GitHub Container Registry, tagged with the commit SHA. The workflow and render.yaml define a Render staging environment (from develop) and production (from main), but the Render deploy hooks have not been configured, so the deploy step is currently skipped. The application is demonstrated locally with Docker Compose, where one command builds and starts the database, backend, and frontend.</w:t>
+      </w:r>
+      <w:r>
+        <w:rPr>
+          <w:rtl w:val="0"/>
+        </w:rPr>
       </w:r>
     </w:p>
     <w:p>
@@ -8422,7 +8546,7 @@
                 <w:bCs w:val="1"/>
                 <w:rtl w:val="0"/>
               </w:rPr>
-              <w:t xml:space="preserve">Current: 100% — 94 of 94 tests passing.</w:t>
+              <w:t xml:space="preserve">Current (Iteration 2): 100%: 201 backend tests on both SQLite and PostgreSQL, and 174 frontend tests.</w:t>
             </w:r>
             <w:r>
               <w:rPr>
@@ -8531,21 +8655,7 @@
                 <w:bCs w:val="1"/>
                 <w:rtl w:val="0"/>
               </w:rPr>
-              <w:t xml:space="preserve">Target: above 70% overall statement coverage.</w:t>
-            </w:r>
-            <w:r>
-              <w:rPr>
-                <w:rtl w:val="0"/>
-              </w:rPr>
-              <w:t xml:space="preserve"> Measured by pytest-cov and reported in every CI run. </w:t>
-            </w:r>
-            <w:r>
-              <w:rPr>
-                <w:b w:val="1"/>
-                <w:bCs w:val="1"/>
-                <w:rtl w:val="0"/>
-              </w:rPr>
-              <w:t xml:space="preserve">Current: 96% across 448 statements.</w:t>
+              <w:t xml:space="preserve">Target: at least 90%, enforced separately by CI for the backend (pytest-cov) and the frontend (Vitest). Current (Iteration 2): backend 97.02%, frontend 91.66%.</w:t>
             </w:r>
             <w:r>
               <w:rPr>
@@ -9275,39 +9385,6 @@
     </w:p>
     <w:p>
       <w:pPr>
-        <w:ind w:left="1440" w:firstLine="0"/>
-        <w:rPr>
-          <w:b w:val="1"/>
-          <w:bCs w:val="1"/>
-          <w:i w:val="1"/>
-          <w:iCs w:val="1"/>
-        </w:rPr>
-      </w:pPr>
-      <w:r>
-        <w:rPr>
-          <w:b w:val="1"/>
-          <w:bCs w:val="1"/>
-          <w:i w:val="1"/>
-          <w:iCs w:val="1"/>
-          <w:rtl w:val="0"/>
-        </w:rPr>
-        <w:t xml:space="preserve">Code Review Model &amp; Roles</w:t>
-      </w:r>
-    </w:p>
-    <w:p>
-      <w:pPr>
-        <w:ind w:left="1440" w:firstLine="0"/>
-        <w:rPr/>
-      </w:pPr>
-      <w:r>
-        <w:rPr>
-          <w:rtl w:val="0"/>
-        </w:rPr>
-        <w:t xml:space="preserve">We will adopt a Peer-to-Peer with Lead Oversight Model:</w:t>
-      </w:r>
-    </w:p>
-    <w:p>
-      <w:pPr>
         <w:spacing w:after="240" w:lineRule="auto"/>
         <w:ind w:left="2160" w:firstLine="0"/>
         <w:rPr>
@@ -10050,7 +10127,18 @@
         <w:rPr>
           <w:rtl w:val="0"/>
         </w:rPr>
-        <w:t xml:space="preserve"> Does the file meet our overall 70% coverage target </w:t>
+        <w:t xml:space="preserve"> </w:t>
+      </w:r>
+      <w:r>
+        <w:rPr>
+          <w:rtl w:val="0"/>
+        </w:rPr>
+        <w:t xml:space="preserve">Does the change keep backend and frontend coverage at or above 90%?</w:t>
+      </w:r>
+      <w:r>
+        <w:rPr>
+          <w:rtl w:val="0"/>
+        </w:rPr>
       </w:r>
     </w:p>
     <w:p>
@@ -10936,27 +11024,12 @@
           <w:bCs w:val="1"/>
           <w:rtl w:val="0"/>
         </w:rPr>
-        <w:t xml:space="preserve">Frontend test execution:</w:t>
-      </w:r>
-      <w:r>
-        <w:rPr>
-          <w:rtl w:val="0"/>
-        </w:rPr>
-        <w:t xml:space="preserve"> the Node.js built-in test runner (</w:t>
-      </w:r>
-      <w:r>
-        <w:rPr>
-          <w:rFonts w:ascii="Roboto Mono" w:cs="Roboto Mono" w:eastAsia="Roboto Mono" w:hAnsi="Roboto Mono"/>
-          <w:color w:val="188038"/>
-          <w:rtl w:val="0"/>
-        </w:rPr>
-        <w:t xml:space="preserve">node --test</w:t>
-      </w:r>
-      <w:r>
-        <w:rPr>
-          <w:rtl w:val="0"/>
-        </w:rPr>
-        <w:t xml:space="preserve">), used for the frontend’s data-layer tests. A component-rendering framework has not been adopted; frontend behaviour is otherwise verified by the production build and by manual acceptance testing.</w:t>
+        <w:t xml:space="preserve">Frontend test execution: Vitest with React Testing Library, for unit tests of the API clients and pure helpers and for component tests of every page. Coverage is measured with @vitest/coverage-v8, and CI fails below 90%. End-to-end checks remain a manual walkthrough in the browser; no browser automation is used.</w:t>
+      </w:r>
+      <w:r>
+        <w:rPr>
+          <w:rtl w:val="0"/>
+        </w:rPr>
       </w:r>
     </w:p>
     <w:p>
@@ -10967,6 +11040,14 @@
         </w:numPr>
         <w:ind w:left="2160" w:hanging="360"/>
       </w:pPr>
+      <w:r>
+        <w:rPr>
+          <w:b w:val="1"/>
+          <w:bCs w:val="1"/>
+          <w:rtl w:val="0"/>
+        </w:rPr>
+        <w:t xml:space="preserve">(With AI generation, Iteration 3.) </w:t>
+      </w:r>
       <w:r>
         <w:rPr>
           <w:b w:val="1"/>
@@ -11383,7 +11464,7 @@
               <w:rPr>
                 <w:rtl w:val="0"/>
               </w:rPr>
-              <w:t xml:space="preserve">CI Integration &amp; API Schema Verification</w:t>
+              <w:t xml:space="preserve">Study mode: scheduler, API, and component tests</w:t>
             </w:r>
           </w:p>
         </w:tc>
@@ -11413,7 +11494,7 @@
               <w:rPr>
                 <w:rtl w:val="0"/>
               </w:rPr>
-              <w:t xml:space="preserve">White-box unit tests covering the SM-2 interval and ease-factor calculations across all rating paths and boundary conditions. Integration tests for the study and generation endpoints. Validation tests confirming that malformed model output is rejected before any database write.</w:t>
+              <w:t xml:space="preserve">Unit tests of the scheduler against reference values from Anki’s algorithm, covering every state and rating, overdue reviews, and the ease floor. Integration tests for the due-cards and review endpoints: session limits, the learn-ahead window, early answers (409), and cross-user access. Component tests for every page with React Testing Library, and a 90% frontend coverage gate. A manual walkthrough of study mode on a fresh database. Result: 201 backend tests at 97.02% and 174 frontend tests at 91.66%, all passing.</w:t>
             </w:r>
           </w:p>
         </w:tc>
@@ -11490,7 +11571,7 @@
               <w:rPr>
                 <w:rtl w:val="0"/>
               </w:rPr>
-              <w:t xml:space="preserve">Full End-to-End System Integration &amp; Release</w:t>
+              <w:t xml:space="preserve">AI generation, system testing, and release</w:t>
             </w:r>
           </w:p>
         </w:tc>
@@ -11520,7 +11601,7 @@
               <w:rPr>
                 <w:rtl w:val="0"/>
               </w:rPr>
-              <w:t xml:space="preserve">Full automated and manual integration testing across frontend, backend, database, and the LLM integration. Complete regression sweeps. Manual acceptance testing of every essential user story. Final release verification.</w:t>
+              <w:t xml:space="preserve">Unit and integration tests for AI generation against a simulated provider: malformed, incomplete, and oversized output rejected before any database write; timeouts and rate limits. Scripted timing tests for the performance requirements. Full regression run, manual acceptance testing of every essential story, and final release verification.</w:t>
             </w:r>
           </w:p>
         </w:tc>
@@ -11634,10 +11715,21 @@
       </w:r>
       <w:r>
         <w:rPr>
+          <w:rtl w:val="0"/>
+        </w:rPr>
+        <w:t xml:space="preserve"> </w:t>
+      </w:r>
+      <w:r>
+        <w:rPr>
           <w:rFonts w:ascii="Arial Unicode MS" w:cs="Arial Unicode MS" w:eastAsia="Arial Unicode MS" w:hAnsi="Arial Unicode MS"/>
           <w:rtl w:val="0"/>
         </w:rPr>
-        <w:t xml:space="preserve"> Defects are tracked as GitHub Issues in the project repository, labelled by severity and linked to the pull request that resolves them. Issues move through the stages Backlog → To Do → In Progress → In Review → Closed. Day-to-day coordination happens in the team group chat; issues are the durable record, so that a defect and its resolution remain traceable after the conversation has scrolled away.</w:t>
+        <w:t xml:space="preserve">Defects are tracked as Bug issues in Jira, linked to the story they affect and to the pull request that fixes them, and move through To Do → In Progress → In Review → Done. A defect caught in code review before merging is recorded in the review and fixed in the same pull request. Day-to-day coordination happens in the team’s Discord channel; Jira is the durable record.</w:t>
+      </w:r>
+      <w:r>
+        <w:rPr>
+          <w:rtl w:val="0"/>
+        </w:rPr>
       </w:r>
     </w:p>
     <w:p>
@@ -14072,6 +14164,202 @@
           </w:p>
         </w:tc>
       </w:tr>
+      <w:tr>
+        <w:trPr>
+          <w:cantSplit w:val="0"/>
+          <w:tblHeader w:val="0"/>
+        </w:trPr>
+        <w:tc>
+          <w:tcPr>
+            <w:shd w:fill="auto" w:val="clear"/>
+            <w:tcMar>
+              <w:top w:w="100.0" w:type="dxa"/>
+              <w:left w:w="100.0" w:type="dxa"/>
+              <w:bottom w:w="100.0" w:type="dxa"/>
+              <w:right w:w="100.0" w:type="dxa"/>
+            </w:tcMar>
+            <w:vAlign w:val="top"/>
+          </w:tcPr>
+          <w:p>
+            <w:pPr>
+              <w:keepNext w:val="0"/>
+              <w:keepLines w:val="0"/>
+              <w:pageBreakBefore w:val="0"/>
+              <w:widowControl w:val="0"/>
+              <w:pBdr>
+                <w:top w:space="0" w:sz="0" w:val="nil"/>
+                <w:left w:space="0" w:sz="0" w:val="nil"/>
+                <w:bottom w:space="0" w:sz="0" w:val="nil"/>
+                <w:right w:space="0" w:sz="0" w:val="nil"/>
+                <w:between w:space="0" w:sz="0" w:val="nil"/>
+              </w:pBdr>
+              <w:shd w:fill="auto" w:val="clear"/>
+              <w:spacing w:after="0" w:before="0" w:line="240" w:lineRule="auto"/>
+              <w:ind w:left="0" w:right="0" w:firstLine="0"/>
+              <w:jc w:val="left"/>
+              <w:rPr/>
+            </w:pPr>
+            <w:r>
+              <w:rPr>
+                <w:rtl w:val="0"/>
+              </w:rPr>
+              <w:t xml:space="preserve">Iteration 2 revision (timeline, configuration management, CI/CD, QA plan, defect management)</w:t>
+            </w:r>
+          </w:p>
+        </w:tc>
+        <w:tc>
+          <w:tcPr>
+            <w:shd w:fill="auto" w:val="clear"/>
+            <w:tcMar>
+              <w:top w:w="100.0" w:type="dxa"/>
+              <w:left w:w="100.0" w:type="dxa"/>
+              <w:bottom w:w="100.0" w:type="dxa"/>
+              <w:right w:w="100.0" w:type="dxa"/>
+            </w:tcMar>
+            <w:vAlign w:val="top"/>
+          </w:tcPr>
+          <w:p>
+            <w:pPr>
+              <w:keepNext w:val="0"/>
+              <w:keepLines w:val="0"/>
+              <w:pageBreakBefore w:val="0"/>
+              <w:widowControl w:val="0"/>
+              <w:pBdr>
+                <w:top w:space="0" w:sz="0" w:val="nil"/>
+                <w:left w:space="0" w:sz="0" w:val="nil"/>
+                <w:bottom w:space="0" w:sz="0" w:val="nil"/>
+                <w:right w:space="0" w:sz="0" w:val="nil"/>
+                <w:between w:space="0" w:sz="0" w:val="nil"/>
+              </w:pBdr>
+              <w:shd w:fill="auto" w:val="clear"/>
+              <w:spacing w:after="0" w:before="0" w:line="240" w:lineRule="auto"/>
+              <w:ind w:left="0" w:right="0" w:firstLine="0"/>
+              <w:jc w:val="left"/>
+              <w:rPr/>
+            </w:pPr>
+            <w:r>
+              <w:rPr>
+                <w:rtl w:val="0"/>
+              </w:rPr>
+              <w:t xml:space="preserve">Duc</w:t>
+            </w:r>
+          </w:p>
+        </w:tc>
+        <w:tc>
+          <w:tcPr>
+            <w:shd w:fill="auto" w:val="clear"/>
+            <w:tcMar>
+              <w:top w:w="100.0" w:type="dxa"/>
+              <w:left w:w="100.0" w:type="dxa"/>
+              <w:bottom w:w="100.0" w:type="dxa"/>
+              <w:right w:w="100.0" w:type="dxa"/>
+            </w:tcMar>
+            <w:vAlign w:val="top"/>
+          </w:tcPr>
+          <w:p>
+            <w:pPr>
+              <w:keepNext w:val="0"/>
+              <w:keepLines w:val="0"/>
+              <w:pageBreakBefore w:val="0"/>
+              <w:widowControl w:val="0"/>
+              <w:pBdr>
+                <w:top w:space="0" w:sz="0" w:val="nil"/>
+                <w:left w:space="0" w:sz="0" w:val="nil"/>
+                <w:bottom w:space="0" w:sz="0" w:val="nil"/>
+                <w:right w:space="0" w:sz="0" w:val="nil"/>
+                <w:between w:space="0" w:sz="0" w:val="nil"/>
+              </w:pBdr>
+              <w:shd w:fill="auto" w:val="clear"/>
+              <w:spacing w:after="0" w:before="0" w:line="240" w:lineRule="auto"/>
+              <w:ind w:left="0" w:right="0" w:firstLine="0"/>
+              <w:jc w:val="left"/>
+              <w:rPr/>
+            </w:pPr>
+            <w:r>
+              <w:rPr>
+                <w:rtl w:val="0"/>
+              </w:rPr>
+              <w:t xml:space="preserve">70%</w:t>
+            </w:r>
+          </w:p>
+        </w:tc>
+        <w:tc>
+          <w:tcPr>
+            <w:shd w:fill="auto" w:val="clear"/>
+            <w:tcMar>
+              <w:top w:w="100.0" w:type="dxa"/>
+              <w:left w:w="100.0" w:type="dxa"/>
+              <w:bottom w:w="100.0" w:type="dxa"/>
+              <w:right w:w="100.0" w:type="dxa"/>
+            </w:tcMar>
+            <w:vAlign w:val="top"/>
+          </w:tcPr>
+          <w:p>
+            <w:pPr>
+              <w:keepNext w:val="0"/>
+              <w:keepLines w:val="0"/>
+              <w:pageBreakBefore w:val="0"/>
+              <w:widowControl w:val="0"/>
+              <w:pBdr>
+                <w:top w:space="0" w:sz="0" w:val="nil"/>
+                <w:left w:space="0" w:sz="0" w:val="nil"/>
+                <w:bottom w:space="0" w:sz="0" w:val="nil"/>
+                <w:right w:space="0" w:sz="0" w:val="nil"/>
+                <w:between w:space="0" w:sz="0" w:val="nil"/>
+              </w:pBdr>
+              <w:shd w:fill="auto" w:val="clear"/>
+              <w:spacing w:after="0" w:before="0" w:line="240" w:lineRule="auto"/>
+              <w:ind w:left="0" w:right="0" w:firstLine="0"/>
+              <w:jc w:val="left"/>
+              <w:rPr/>
+            </w:pPr>
+            <w:r>
+              <w:rPr>
+                <w:rtl w:val="0"/>
+              </w:rPr>
+              <w:t xml:space="preserve">Claude Code compared the SPPP with the repository (CI workflows, tests, Iteration 2 plan, pull request history) and the Iteration 1 feedback, then drafted replacement text. Why AI: the work is a line-by-line comparison of a long document against the code, which is slow and error-prone by hand. I chose which changes to make and edited the drafts.</w:t>
+            </w:r>
+          </w:p>
+        </w:tc>
+        <w:tc>
+          <w:tcPr>
+            <w:shd w:fill="auto" w:val="clear"/>
+            <w:tcMar>
+              <w:top w:w="100.0" w:type="dxa"/>
+              <w:left w:w="100.0" w:type="dxa"/>
+              <w:bottom w:w="100.0" w:type="dxa"/>
+              <w:right w:w="100.0" w:type="dxa"/>
+            </w:tcMar>
+            <w:vAlign w:val="top"/>
+          </w:tcPr>
+          <w:p>
+            <w:pPr>
+              <w:keepNext w:val="0"/>
+              <w:keepLines w:val="0"/>
+              <w:pageBreakBefore w:val="0"/>
+              <w:widowControl w:val="0"/>
+              <w:pBdr>
+                <w:top w:space="0" w:sz="0" w:val="nil"/>
+                <w:left w:space="0" w:sz="0" w:val="nil"/>
+                <w:bottom w:space="0" w:sz="0" w:val="nil"/>
+                <w:right w:space="0" w:sz="0" w:val="nil"/>
+                <w:between w:space="0" w:sz="0" w:val="nil"/>
+              </w:pBdr>
+              <w:shd w:fill="auto" w:val="clear"/>
+              <w:spacing w:after="0" w:before="0" w:line="240" w:lineRule="auto"/>
+              <w:ind w:left="0" w:right="0" w:firstLine="0"/>
+              <w:jc w:val="left"/>
+              <w:rPr/>
+            </w:pPr>
+            <w:r>
+              <w:rPr>
+                <w:rtl w:val="0"/>
+              </w:rPr>
+              <w:t xml:space="preserve">Checked each number against CI run 37337765004 and each tool claim against .github/workflows</w:t>
+            </w:r>
+          </w:p>
+        </w:tc>
+      </w:tr>
     </w:tbl>
     <w:p>
       <w:pPr>
@@ -14168,22 +14456,7 @@
         <w:rPr>
           <w:rtl w:val="0"/>
         </w:rPr>
-        <w:t xml:space="preserve">Project management tool link (Github issues page): </w:t>
-      </w:r>
-      <w:hyperlink r:id="rId10">
-        <w:r>
-          <w:rPr>
-            <w:color w:val="1155cc"/>
-            <w:u w:val="single"/>
-            <w:rtl w:val="0"/>
-          </w:rPr>
-          <w:t xml:space="preserve">https://github.com/BUMETCS673/CS673OLF26P2/issues</w:t>
-        </w:r>
-      </w:hyperlink>
-      <w:r>
-        <w:rPr>
-          <w:rtl w:val="0"/>
-        </w:rPr>
+        <w:t xml:space="preserve">Project management tool link (Jira): project SCRUM</w:t>
       </w:r>
     </w:p>
     <w:p>
@@ -14544,7 +14817,7 @@
         </w:rPr>
         <w:t xml:space="preserve">OWASP Foundation. OWASP Top 10. </w:t>
       </w:r>
-      <w:hyperlink r:id="rId11">
+      <w:hyperlink r:id="rId10">
         <w:r>
           <w:rPr>
             <w:color w:val="1155cc"/>
@@ -14680,7 +14953,7 @@
         <w:rPr>
           <w:rtl w:val="0"/>
         </w:rPr>
-        <w:t xml:space="preserve">DAST — Dynamic Application Security Testing. Security testing performed against a running application.</w:t>
+        <w:t xml:space="preserve">DevOps — Development and Operations. Practices that combine software development with IT operations to shorten and automate the delivery cycle.</w:t>
       </w:r>
     </w:p>
     <w:p>
@@ -14692,7 +14965,7 @@
         <w:rPr>
           <w:rtl w:val="0"/>
         </w:rPr>
-        <w:t xml:space="preserve">DevOps — Development and Operations. Practices that combine software development with IT operations to shorten and automate the delivery cycle.</w:t>
+        <w:t xml:space="preserve">IDE — Integrated Development Environment. An application providing code editing, debugging, and build tooling in one interface.</w:t>
       </w:r>
     </w:p>
     <w:p>
@@ -14704,7 +14977,7 @@
         <w:rPr>
           <w:rtl w:val="0"/>
         </w:rPr>
-        <w:t xml:space="preserve">GitOps — An operational model in which the desired system state is stored in Git and automatically synchronized to the runtime environment.</w:t>
+        <w:t xml:space="preserve">JSON — JavaScript Object Notation. The data-interchange format used for API payloads and structured LLM output.</w:t>
       </w:r>
     </w:p>
     <w:p>
@@ -14716,7 +14989,7 @@
         <w:rPr>
           <w:rtl w:val="0"/>
         </w:rPr>
-        <w:t xml:space="preserve">IDE — Integrated Development Environment. An application providing code editing, debugging, and build tooling in one interface.</w:t>
+        <w:t xml:space="preserve">LLM — Large Language Model. The generative AI model used to author flashcard content.</w:t>
       </w:r>
     </w:p>
     <w:p>
@@ -14728,7 +15001,7 @@
         <w:rPr>
           <w:rtl w:val="0"/>
         </w:rPr>
-        <w:t xml:space="preserve">JSON — JavaScript Object Notation. The data-interchange format used for API payloads and structured LLM output.</w:t>
+        <w:t xml:space="preserve">OWASP — Open Worldwide Application Security Project. A nonprofit producing widely used application security resources.</w:t>
       </w:r>
     </w:p>
     <w:p>
@@ -14740,7 +15013,7 @@
         <w:rPr>
           <w:rtl w:val="0"/>
         </w:rPr>
-        <w:t xml:space="preserve">LLM — Large Language Model. The generative AI model used to author flashcard content.</w:t>
+        <w:t xml:space="preserve">PEP 8 — Python Enhancement Proposal 8. The official Python style guide, adopted as our Python coding standard.</w:t>
       </w:r>
     </w:p>
     <w:p>
@@ -14752,7 +15025,7 @@
         <w:rPr>
           <w:rtl w:val="0"/>
         </w:rPr>
-        <w:t xml:space="preserve">OWASP — Open Worldwide Application Security Project. A nonprofit producing widely used application security resources.</w:t>
+        <w:t xml:space="preserve">PR — Pull Request. A proposed set of changes submitted for review before merging.</w:t>
       </w:r>
     </w:p>
     <w:p>
@@ -14764,7 +15037,7 @@
         <w:rPr>
           <w:rtl w:val="0"/>
         </w:rPr>
-        <w:t xml:space="preserve">PEP 8 — Python Enhancement Proposal 8. The official Python style guide, adopted as our Python coding standard.</w:t>
+        <w:t xml:space="preserve">REST — Representational State Transfer. The architectural style used for the backend API.</w:t>
       </w:r>
     </w:p>
     <w:p>
@@ -14776,7 +15049,7 @@
         <w:rPr>
           <w:rtl w:val="0"/>
         </w:rPr>
-        <w:t xml:space="preserve">PR — Pull Request. A proposed set of changes submitted for review before merging.</w:t>
+        <w:t xml:space="preserve">SAST — Static Application Security Testing. Security analysis of source code without executing it.</w:t>
       </w:r>
     </w:p>
     <w:p>
@@ -14788,7 +15061,7 @@
         <w:rPr>
           <w:rtl w:val="0"/>
         </w:rPr>
-        <w:t xml:space="preserve">REST — Representational State Transfer. The architectural style used for the backend API.</w:t>
+        <w:t xml:space="preserve">SPPP — Software Project Proposal and Planning. This document.</w:t>
       </w:r>
     </w:p>
     <w:p>
@@ -14800,7 +15073,7 @@
         <w:rPr>
           <w:rtl w:val="0"/>
         </w:rPr>
-        <w:t xml:space="preserve">SAST — Static Application Security Testing. Security analysis of source code without executing it.</w:t>
+        <w:t xml:space="preserve">SRS — Spaced Repetition System. The scheduling engine that determines when each card is next reviewed.</w:t>
       </w:r>
     </w:p>
     <w:p>
@@ -14812,7 +15085,7 @@
         <w:rPr>
           <w:rtl w:val="0"/>
         </w:rPr>
-        <w:t xml:space="preserve">SPPP — Software Project Proposal and Planning. This document.</w:t>
+        <w:t xml:space="preserve">UAT — User Acceptance Testing. Manual validation that delivered features meet their acceptance criteria.</w:t>
       </w:r>
     </w:p>
     <w:p>
@@ -14824,43 +15097,7 @@
         <w:rPr>
           <w:rtl w:val="0"/>
         </w:rPr>
-        <w:t xml:space="preserve">SRS — Spaced Repetition System. The scheduling engine that determines when each card is next reviewed.</w:t>
-      </w:r>
-    </w:p>
-    <w:p>
-      <w:pPr>
-        <w:ind w:left="720" w:firstLine="0"/>
-        <w:rPr/>
-      </w:pPr>
-      <w:r>
-        <w:rPr>
-          <w:rtl w:val="0"/>
-        </w:rPr>
-        <w:t xml:space="preserve">UAT — User Acceptance Testing. Manual validation that delivered features meet their acceptance criteria.</w:t>
-      </w:r>
-    </w:p>
-    <w:p>
-      <w:pPr>
-        <w:ind w:left="720" w:firstLine="0"/>
-        <w:rPr/>
-      </w:pPr>
-      <w:r>
-        <w:rPr>
-          <w:rtl w:val="0"/>
-        </w:rPr>
         <w:t xml:space="preserve">UI / UX — User Interface / User Experience.</w:t>
-      </w:r>
-    </w:p>
-    <w:p>
-      <w:pPr>
-        <w:ind w:left="720" w:firstLine="0"/>
-        <w:rPr/>
-      </w:pPr>
-      <w:r>
-        <w:rPr>
-          <w:rtl w:val="0"/>
-        </w:rPr>
-        <w:t xml:space="preserve">ZAP — Zed Attack Proxy. The OWASP DAST tool used to scan the running application.</w:t>
       </w:r>
     </w:p>
     <w:p>
@@ -14997,7 +15234,7 @@
       </w:r>
     </w:p>
     <w:sectPr>
-      <w:headerReference r:id="rId12" w:type="default"/>
+      <w:headerReference r:id="rId11" w:type="default"/>
       <w:pgSz w:h="15840" w:w="12240" w:orient="portrait"/>
       <w:pgMar w:bottom="1440" w:top="1440" w:left="1440" w:right="1080" w:header="0" w:footer="720"/>
       <w:pgNumType w:start="1"/>

--- a/doc/CS673_SPPP_team2.docx
+++ b/doc/CS673_SPPP_team2.docx
@@ -36,48 +36,6 @@
           <w:rtl w:val="0"/>
         </w:rPr>
         <w:t xml:space="preserve">CS673 Software Engineering </w:t>
-      </w:r>
-      <w:r>
-        <w:drawing>
-          <wp:anchor allowOverlap="1" behindDoc="0" distB="19050" distT="19050" distL="19050" distR="19050" hidden="0" layoutInCell="1" locked="0" relativeHeight="0" simplePos="0">
-            <wp:simplePos x="0" y="0"/>
-            <wp:positionH relativeFrom="column">
-              <wp:posOffset>5191125</wp:posOffset>
-            </wp:positionH>
-            <wp:positionV relativeFrom="paragraph">
-              <wp:posOffset>19050</wp:posOffset>
-            </wp:positionV>
-            <wp:extent cx="1133475" cy="847725"/>
-            <wp:effectExtent b="0" l="0" r="0" t="0"/>
-            <wp:wrapSquare wrapText="bothSides" distB="19050" distT="19050" distL="19050" distR="19050"/>
-            <wp:docPr id="2" name="image1.png"/>
-            <a:graphic>
-              <a:graphicData uri="http://schemas.openxmlformats.org/drawingml/2006/picture">
-                <pic:pic>
-                  <pic:nvPicPr>
-                    <pic:cNvPr id="0" name="image1.png"/>
-                    <pic:cNvPicPr preferRelativeResize="0"/>
-                  </pic:nvPicPr>
-                  <pic:blipFill>
-                    <a:blip r:embed="rId6"/>
-                    <a:srcRect b="0" l="0" r="0" t="0"/>
-                    <a:stretch>
-                      <a:fillRect/>
-                    </a:stretch>
-                  </pic:blipFill>
-                  <pic:spPr>
-                    <a:xfrm>
-                      <a:off x="0" y="0"/>
-                      <a:ext cx="1133475" cy="847725"/>
-                    </a:xfrm>
-                    <a:prstGeom prst="rect"/>
-                    <a:ln/>
-                  </pic:spPr>
-                </pic:pic>
-              </a:graphicData>
-            </a:graphic>
-          </wp:anchor>
-        </w:drawing>
       </w:r>
     </w:p>
     <w:p>
@@ -1893,9 +1851,6 @@
               <w:ind w:left="0" w:right="0" w:firstLine="0"/>
               <w:jc w:val="left"/>
               <w:rPr>
-                <w:rFonts w:ascii="Arial" w:cs="Arial" w:eastAsia="Arial" w:hAnsi="Arial"/>
-                <w:b w:val="1"/>
-                <w:bCs w:val="1"/>
                 <w:i w:val="0"/>
                 <w:iCs w:val="0"/>
                 <w:smallCaps w:val="0"/>
@@ -1903,18 +1858,14 @@
                 <w:color w:val="000000"/>
                 <w:sz w:val="24"/>
                 <w:szCs w:val="24"/>
-                <w:u w:val="single"/>
                 <w:shd w:fill="auto" w:val="clear"/>
                 <w:vertAlign w:val="baseline"/>
               </w:rPr>
             </w:pPr>
             <w:r>
               <w:rPr>
-                <w:b w:val="1"/>
-                <w:bCs w:val="1"/>
                 <w:sz w:val="24"/>
                 <w:szCs w:val="24"/>
-                <w:u w:val="single"/>
                 <w:rtl w:val="0"/>
               </w:rPr>
               <w:t xml:space="preserve">3</w:t>
@@ -1955,9 +1906,6 @@
               <w:ind w:left="0" w:right="0" w:firstLine="0"/>
               <w:jc w:val="left"/>
               <w:rPr>
-                <w:rFonts w:ascii="Arial" w:cs="Arial" w:eastAsia="Arial" w:hAnsi="Arial"/>
-                <w:b w:val="1"/>
-                <w:bCs w:val="1"/>
                 <w:i w:val="0"/>
                 <w:iCs w:val="0"/>
                 <w:smallCaps w:val="0"/>
@@ -1965,18 +1913,14 @@
                 <w:color w:val="000000"/>
                 <w:sz w:val="24"/>
                 <w:szCs w:val="24"/>
-                <w:u w:val="single"/>
                 <w:shd w:fill="auto" w:val="clear"/>
                 <w:vertAlign w:val="baseline"/>
               </w:rPr>
             </w:pPr>
             <w:r>
               <w:rPr>
-                <w:b w:val="1"/>
-                <w:bCs w:val="1"/>
                 <w:sz w:val="24"/>
                 <w:szCs w:val="24"/>
-                <w:u w:val="single"/>
                 <w:rtl w:val="0"/>
               </w:rPr>
               <w:t xml:space="preserve">Duc Anh Nguyen</w:t>
@@ -2017,9 +1961,6 @@
               <w:ind w:left="0" w:right="0" w:firstLine="0"/>
               <w:jc w:val="left"/>
               <w:rPr>
-                <w:rFonts w:ascii="Arial" w:cs="Arial" w:eastAsia="Arial" w:hAnsi="Arial"/>
-                <w:b w:val="1"/>
-                <w:bCs w:val="1"/>
                 <w:i w:val="0"/>
                 <w:iCs w:val="0"/>
                 <w:smallCaps w:val="0"/>
@@ -2027,18 +1968,14 @@
                 <w:color w:val="000000"/>
                 <w:sz w:val="24"/>
                 <w:szCs w:val="24"/>
-                <w:u w:val="single"/>
                 <w:shd w:fill="auto" w:val="clear"/>
                 <w:vertAlign w:val="baseline"/>
               </w:rPr>
             </w:pPr>
             <w:r>
               <w:rPr>
-                <w:b w:val="1"/>
-                <w:bCs w:val="1"/>
                 <w:sz w:val="24"/>
                 <w:szCs w:val="24"/>
-                <w:u w:val="single"/>
                 <w:rtl w:val="0"/>
               </w:rPr>
               <w:t xml:space="preserve">10/06</w:t>
@@ -2079,28 +2016,21 @@
               <w:ind w:left="0" w:right="0" w:firstLine="0"/>
               <w:jc w:val="left"/>
               <w:rPr>
-                <w:rFonts w:ascii="Arial" w:cs="Arial" w:eastAsia="Arial" w:hAnsi="Arial"/>
-                <w:b w:val="1"/>
-                <w:bCs w:val="1"/>
                 <w:i w:val="0"/>
                 <w:iCs w:val="0"/>
                 <w:smallCaps w:val="0"/>
                 <w:strike w:val="0"/>
                 <w:color w:val="000000"/>
-                <w:sz w:val="24"/>
-                <w:szCs w:val="24"/>
-                <w:u w:val="single"/>
+                <w:sz w:val="20"/>
+                <w:szCs w:val="20"/>
                 <w:shd w:fill="auto" w:val="clear"/>
                 <w:vertAlign w:val="baseline"/>
               </w:rPr>
             </w:pPr>
             <w:r>
               <w:rPr>
-                <w:b w:val="1"/>
-                <w:bCs w:val="1"/>
-                <w:sz w:val="24"/>
-                <w:szCs w:val="24"/>
-                <w:u w:val="single"/>
+                <w:sz w:val="20"/>
+                <w:szCs w:val="20"/>
                 <w:rtl w:val="0"/>
               </w:rPr>
               <w:t xml:space="preserve">Revision accompanying Iteration 2 delivery and Iteration 1 feedback. Jira replaces GitHub Issues as the project tracker throughout. Timeline updated with Iteration 2 actuals: study mode delivered end to end, and AI deck generation moved to Iteration 3. Scheduling described as Anki’s default algorithm. Configuration management, CI/CD, testing tools, and QA metrics updated to match the pipeline in use (Vitest and React Testing Library, 90% coverage gates on backend and frontend, image scanning). Risk register updated with two realized risks. AI usage log updated.</w:t>
@@ -2147,9 +2077,6 @@
               <w:ind w:left="0" w:right="0" w:firstLine="0"/>
               <w:jc w:val="left"/>
               <w:rPr>
-                <w:rFonts w:ascii="Arial" w:cs="Arial" w:eastAsia="Arial" w:hAnsi="Arial"/>
-                <w:b w:val="1"/>
-                <w:bCs w:val="1"/>
                 <w:i w:val="0"/>
                 <w:iCs w:val="0"/>
                 <w:smallCaps w:val="0"/>
@@ -2157,11 +2084,18 @@
                 <w:color w:val="000000"/>
                 <w:sz w:val="24"/>
                 <w:szCs w:val="24"/>
-                <w:u w:val="single"/>
                 <w:shd w:fill="auto" w:val="clear"/>
                 <w:vertAlign w:val="baseline"/>
               </w:rPr>
             </w:pPr>
+            <w:r>
+              <w:rPr>
+                <w:sz w:val="24"/>
+                <w:szCs w:val="24"/>
+                <w:rtl w:val="0"/>
+              </w:rPr>
+              <w:t xml:space="preserve">4</w:t>
+            </w:r>
             <w:r>
               <w:rPr>
                 <w:rtl w:val="0"/>
@@ -2198,9 +2132,6 @@
               <w:ind w:left="0" w:right="0" w:firstLine="0"/>
               <w:jc w:val="left"/>
               <w:rPr>
-                <w:rFonts w:ascii="Arial" w:cs="Arial" w:eastAsia="Arial" w:hAnsi="Arial"/>
-                <w:b w:val="1"/>
-                <w:bCs w:val="1"/>
                 <w:i w:val="0"/>
                 <w:iCs w:val="0"/>
                 <w:smallCaps w:val="0"/>
@@ -2208,11 +2139,18 @@
                 <w:color w:val="000000"/>
                 <w:sz w:val="24"/>
                 <w:szCs w:val="24"/>
-                <w:u w:val="single"/>
                 <w:shd w:fill="auto" w:val="clear"/>
                 <w:vertAlign w:val="baseline"/>
               </w:rPr>
             </w:pPr>
+            <w:r>
+              <w:rPr>
+                <w:sz w:val="24"/>
+                <w:szCs w:val="24"/>
+                <w:rtl w:val="0"/>
+              </w:rPr>
+              <w:t xml:space="preserve">Duc Anh Nguyen</w:t>
+            </w:r>
             <w:r>
               <w:rPr>
                 <w:rtl w:val="0"/>
@@ -2249,9 +2187,6 @@
               <w:ind w:left="0" w:right="0" w:firstLine="0"/>
               <w:jc w:val="left"/>
               <w:rPr>
-                <w:rFonts w:ascii="Arial" w:cs="Arial" w:eastAsia="Arial" w:hAnsi="Arial"/>
-                <w:b w:val="1"/>
-                <w:bCs w:val="1"/>
                 <w:i w:val="0"/>
                 <w:iCs w:val="0"/>
                 <w:smallCaps w:val="0"/>
@@ -2259,11 +2194,18 @@
                 <w:color w:val="000000"/>
                 <w:sz w:val="24"/>
                 <w:szCs w:val="24"/>
-                <w:u w:val="single"/>
                 <w:shd w:fill="auto" w:val="clear"/>
                 <w:vertAlign w:val="baseline"/>
               </w:rPr>
             </w:pPr>
+            <w:r>
+              <w:rPr>
+                <w:sz w:val="24"/>
+                <w:szCs w:val="24"/>
+                <w:rtl w:val="0"/>
+              </w:rPr>
+              <w:t xml:space="preserve">10/12</w:t>
+            </w:r>
             <w:r>
               <w:rPr>
                 <w:rtl w:val="0"/>
@@ -2300,21 +2242,25 @@
               <w:ind w:left="0" w:right="0" w:firstLine="0"/>
               <w:jc w:val="left"/>
               <w:rPr>
-                <w:rFonts w:ascii="Arial" w:cs="Arial" w:eastAsia="Arial" w:hAnsi="Arial"/>
-                <w:b w:val="1"/>
-                <w:bCs w:val="1"/>
                 <w:i w:val="0"/>
                 <w:iCs w:val="0"/>
                 <w:smallCaps w:val="0"/>
                 <w:strike w:val="0"/>
                 <w:color w:val="000000"/>
-                <w:sz w:val="24"/>
-                <w:szCs w:val="24"/>
-                <w:u w:val="single"/>
+                <w:sz w:val="20"/>
+                <w:szCs w:val="20"/>
                 <w:shd w:fill="auto" w:val="clear"/>
                 <w:vertAlign w:val="baseline"/>
               </w:rPr>
             </w:pPr>
+            <w:r>
+              <w:rPr>
+                <w:sz w:val="20"/>
+                <w:szCs w:val="20"/>
+                <w:rtl w:val="0"/>
+              </w:rPr>
+              <w:t xml:space="preserve">Revision accompanying Iteration 3 delivery. AI card generation from a prompt, a file, or the deck’s own cards, with every suggestion reviewed before saving and a permanent AI-generated label; typed-answer study mode delivered. Google Gemini’s free tier named as the AI provider, with billing never enabled. AI nonfunctional requirements revised to the limits built into the application. Deployment to Render described. Timeline, risks, QA metrics, coding standard and testing timeline updated with Iteration 3 actuals. AI usage log updated.</w:t>
+            </w:r>
             <w:r>
               <w:rPr>
                 <w:rtl w:val="0"/>
@@ -2352,7 +2298,7 @@
     </w:p>
     <w:sdt>
       <w:sdtPr>
-        <w:id w:val="651923823"/>
+        <w:id w:val="-817101935"/>
         <w:docPartObj>
           <w:docPartGallery w:val="Table of Contents"/>
           <w:docPartUnique w:val="1"/>
@@ -2421,7 +2367,7 @@
     </w:p>
     <w:sdt>
       <w:sdtPr>
-        <w:id w:val="-283181334"/>
+        <w:id w:val="1190844044"/>
         <w:docPartObj>
           <w:docPartGallery w:val="Table of Contents"/>
           <w:docPartUnique w:val="1"/>
@@ -3198,10 +3144,10 @@
         <w:rPr>
           <w:rtl w:val="0"/>
         </w:rPr>
-        <w:t xml:space="preserve">This project is proposed as a web-based spaced-repetition learning platform that uses generative AI to author flashcards and supports multiple review formats. The spaced-repetition functionality is based in concept on the open source app Anki, and we plan to preserve Anki's basic scheduling model while addressing two limitations that keep learners from getting value out of it.</w:t>
+        <w:t xml:space="preserve">This project is proposed as a web-based spaced-repetition learning platform that uses generative AI to author flashcards and checks the answers learners type. The spaced-repetition functionality is based in concept on the open source app Anki, and we plan to preserve Anki's basic scheduling model while addressing two limitations that keep learners from getting value out of it.</w:t>
         <w:br w:type="textWrapping"/>
         <w:br w:type="textWrapping"/>
-        <w:t xml:space="preserve">The first is the hurdle of building decks of digital flashcards. Building a deck in Anki typically means writing cards individually by hand or sourcing an existing deck from an online source like Reddit or other forums, which may not exactly suit the user’s needs. While the spaced repetition model is highly effective, the hurdle of sourcing your own learning content is prohibitive for some users. The second main limitation is review format. Anki offers rigid manually configured interaction types, the default being reveal-and-self-grade, which suits some material poorly and puts the burden of honest assessment on the learner. Our proposed system would solve both of these issues: First by generating custom content based on user prompts, then by providing that content to the user with multiple interaction types that would make for a varied and challenging experience with assisted grading.</w:t>
+        <w:t xml:space="preserve">The first is the hurdle of building decks of digital flashcards. Building a deck in Anki typically means writing cards individually by hand or sourcing an existing deck from an online source like Reddit or other forums, which may not exactly suit the user’s needs. While the spaced repetition model is highly effective, the hurdle of sourcing your own learning content is prohibitive for some users. The second main limitation is review format. Anki offers rigid manually configured interaction types, the default being reveal-and-self-grade, which suits some material poorly and puts the burden of honest assessment on the learner. Cadence addresses both. It generates cards from a learner’s prompt, notes or existing deck, and it offers a typed-answer mode that checks each answer and suggests a rating.</w:t>
       </w:r>
     </w:p>
     <w:p>
@@ -3293,13 +3239,13 @@
           <w:bCs w:val="1"/>
           <w:rtl w:val="0"/>
         </w:rPr>
-        <w:t xml:space="preserve">AI-assisted deck generation:</w:t>
-      </w:r>
-      <w:r>
-        <w:rPr>
-          <w:rtl w:val="0"/>
-        </w:rPr>
-        <w:t xml:space="preserve"> The user supplies a natural-language prompt describing what they want to learn, and the system generates candidate cards and adds them to the deck, each one marked as AI-generated so its origin stays visible.</w:t>
+        <w:t xml:space="preserve">AI-assisted card generation:</w:t>
+      </w:r>
+      <w:r>
+        <w:rPr>
+          <w:rtl w:val="0"/>
+        </w:rPr>
+        <w:t xml:space="preserve"> From any deck, the user describes a topic, uploads a PDF, TXT or Markdown file, or asks for more cards like the deck’s own. The system proposes candidate cards. The user accepts or rejects each one, and only accepted cards join the deck, permanently marked as AI-generated.</w:t>
       </w:r>
     </w:p>
     <w:p>
@@ -3371,7 +3317,7 @@
         <w:rPr>
           <w:rtl w:val="0"/>
         </w:rPr>
-        <w:t xml:space="preserve"> Beyond reveal-and-self-grade recall, the system is designed to accommodate typed free-text answers with automatic evaluation, reducing the burden of honest self-assessment on the learner.</w:t>
+        <w:t xml:space="preserve"> Besides reveal-and-self-grade, the user can switch to typed answers at any time. The system checks the typed answer, forgiving capitalization, extra spaces and punctuation at the ends but not spelling or accents, and suggests a rating that the user can accept or change.</w:t>
       </w:r>
     </w:p>
     <w:p>
@@ -3396,7 +3342,7 @@
         <w:rPr>
           <w:rtl w:val="0"/>
         </w:rPr>
-        <w:t xml:space="preserve">The team chose a web application over a native mobile application to reduce implementation complexity and concentrate effort on core functionality within the project schedule. Two decisions left open in the initial proposal have since been settled. First, the team implements its scheduling logic independently rather than building on Anki’s codebase: Anki is distributed under the AGPL-3.0 license, which would extend to our project, and writing our own scheduling keeps the licensing choice ours. Second, the technology stack is confirmed and running: a React frontend built with Vite, a Python backend built on Flask with SQLAlchemy and Flask-Login, a PostgreSQL database, and Docker Compose for local orchestration.</w:t>
+        <w:t xml:space="preserve">The team chose a web application over a native mobile application to reduce implementation complexity and concentrate effort on core functionality within the project schedule. Three decisions left open in the initial proposal have since been settled. First, the team implements its scheduling logic independently rather than building on Anki’s codebase: Anki is distributed under the AGPL-3.0 license, which would extend to our project, and writing our own scheduling keeps the licensing choice ours. Second, the technology stack is confirmed and running: a React frontend built with Vite, a Python backend built on Flask with SQLAlchemy and Flask-Login, a PostgreSQL database, nginx serving the production frontend, Docker Compose for local orchestration, and Render for free-tier hosting. Third, the AI provider is Google’s Gemini API on its free tier, called only from the backend through the official google-genai SDK, with billing never enabled on the Google project.</w:t>
       </w:r>
       <w:r>
         <w:rPr>
@@ -3585,7 +3531,7 @@
         <w:rPr>
           <w:rtl w:val="0"/>
         </w:rPr>
-        <w:t xml:space="preserve">Differences to our proposed product: Knowt is built around the course-material workflow, where a student uploads a document they have already been given and receives study material derived from it. Our product is built for the learner who does not have that document, generating a deck from an open-ended prompt and then exercising it through configurable interaction formats, with the spaced-repetition schedule as the center of the product rather than one output type among many.</w:t>
+        <w:t xml:space="preserve">Differences to our proposed product: Knowt is built around the course-material workflow, where a student uploads a document they have already been given and receives study material derived from it. Our product serves both learners: one with course material can upload it, and one without can start from an open-ended prompt or ask for more cards like an existing deck’s. Either way, the spaced-repetition schedule, not the document, is the center of the product.</w:t>
       </w:r>
     </w:p>
     <w:p>
@@ -3734,6 +3680,8 @@
           <w:rtl w:val="0"/>
         </w:rPr>
         <w:t xml:space="preserve"> 15–20 person-hours</w:t>
+        <w:br w:type="textWrapping"/>
+        <w:t xml:space="preserve">Status: delivered in Iteration 1.</w:t>
       </w:r>
     </w:p>
     <w:p>
@@ -3776,6 +3724,8 @@
           <w:rtl w:val="0"/>
         </w:rPr>
         <w:t xml:space="preserve"> 10–15 person-hours</w:t>
+        <w:br w:type="textWrapping"/>
+        <w:t xml:space="preserve">Status: delivered in Iteration 2.</w:t>
       </w:r>
     </w:p>
     <w:p>
@@ -3818,6 +3768,8 @@
           <w:rtl w:val="0"/>
         </w:rPr>
         <w:t xml:space="preserve"> 20–25 person-hours</w:t>
+        <w:br w:type="textWrapping"/>
+        <w:t xml:space="preserve">Status: delivered in Iteration 2.</w:t>
       </w:r>
     </w:p>
     <w:p>
@@ -3860,6 +3812,8 @@
           <w:rtl w:val="0"/>
         </w:rPr>
         <w:t xml:space="preserve"> 12–18 person-hours</w:t>
+        <w:br w:type="textWrapping"/>
+        <w:t xml:space="preserve">Status: delivered in Iteration 1; extended in Iterations 2 and 3.</w:t>
       </w:r>
     </w:p>
     <w:p>
@@ -3879,14 +3833,14 @@
           <w:bCs w:val="1"/>
           <w:rtl w:val="0"/>
         </w:rPr>
-        <w:t xml:space="preserve">AI Deck Generation</w:t>
+        <w:t xml:space="preserve">AI Card Generation</w:t>
         <w:br w:type="textWrapping"/>
       </w:r>
       <w:r>
         <w:rPr>
           <w:rtl w:val="0"/>
         </w:rPr>
-        <w:t xml:space="preserve">As a learner, I want to input a topic and prompt to automatically generate a deck using an LLM, so that I can save time creating study materials manually.</w:t>
+        <w:t xml:space="preserve">As a learner, I want to generate cards for a deck from a topic, my own notes, or the cards already in it, so that I can save time creating study materials manually.</w:t>
         <w:br w:type="textWrapping"/>
       </w:r>
       <w:r>
@@ -3902,6 +3856,8 @@
           <w:rtl w:val="0"/>
         </w:rPr>
         <w:t xml:space="preserve"> 15–20 person-hours</w:t>
+        <w:br w:type="textWrapping"/>
+        <w:t xml:space="preserve">Status: delivered in Iteration 3.</w:t>
       </w:r>
     </w:p>
     <w:p>
@@ -3921,14 +3877,14 @@
           <w:bCs w:val="1"/>
           <w:rtl w:val="0"/>
         </w:rPr>
-        <w:t xml:space="preserve">AI Deck Review &amp; Editing</w:t>
+        <w:t xml:space="preserve">AI Card Review</w:t>
         <w:br w:type="textWrapping"/>
       </w:r>
       <w:r>
         <w:rPr>
           <w:rtl w:val="0"/>
         </w:rPr>
-        <w:t xml:space="preserve">As a learner, I want to preview and edit AI-generated cards before saving them, so that I can fix inaccuracies or adjust phrasing.</w:t>
+        <w:t xml:space="preserve">As a learner, I want to accept or reject each AI-generated card before it’s saved, and edit any card I accepted, so that I can keep out inaccuracies and fix phrasing.</w:t>
         <w:br w:type="textWrapping"/>
       </w:r>
       <w:r>
@@ -3944,6 +3900,8 @@
           <w:rtl w:val="0"/>
         </w:rPr>
         <w:t xml:space="preserve"> 8–12 person-hours</w:t>
+        <w:br w:type="textWrapping"/>
+        <w:t xml:space="preserve">Status: delivered in Iteration 3. Suggestions are accepted or rejected as they are; an accepted card is edited like any other card.</w:t>
       </w:r>
     </w:p>
     <w:p>
@@ -4037,7 +3995,9 @@
         <w:rPr>
           <w:rtl w:val="0"/>
         </w:rPr>
-        <w:t xml:space="preserve">As a learner, I want to type out my answer and have the app evaluate simple exact or near-exact matches, so that I can test my precise recall.</w:t>
+        <w:t xml:space="preserve">As a learner, I want to type out my answer and have the app check it as an exact match after ignoring case, extra spaces and punctuation at the ends, so that I can test my precise recall.</w:t>
+        <w:br w:type="textWrapping"/>
+        <w:t xml:space="preserve">Status: delivered in Iteration 3.</w:t>
       </w:r>
     </w:p>
     <w:p>
@@ -4065,6 +4025,8 @@
           <w:rtl w:val="0"/>
         </w:rPr>
         <w:t xml:space="preserve">As a user, I want the system to flag potential duplicate cards during AI generation, so that my decks stay concise and non-redundant.</w:t>
+        <w:br w:type="textWrapping"/>
+        <w:t xml:space="preserve">Status: partly delivered in Iteration 3. Generated cards whose question matches an existing card’s, after normalizing case, spacing and end punctuation, are dropped automatically rather than flagged. Manually written cards are not checked.</w:t>
       </w:r>
     </w:p>
     <w:p>
@@ -4184,6 +4146,8 @@
           <w:rtl w:val="0"/>
         </w:rPr>
         <w:t xml:space="preserve">As a student, I want to upload text files or notes so the AI can extract key concepts into cards tailored directly to my course material.</w:t>
+        <w:br w:type="textWrapping"/>
+        <w:t xml:space="preserve">Status: delivered in Iteration 3, for PDF, TXT and Markdown files up to 4 MB.</w:t>
       </w:r>
     </w:p>
     <w:p>
@@ -4228,6 +4192,8 @@
           <w:rtl w:val="0"/>
         </w:rPr>
         <w:t xml:space="preserve"> As a learner, I want the option to listen to card audio and speak my answers using voice recognition, so that I can practice listening comprehension and pronunciation hands-free.</w:t>
+        <w:br w:type="textWrapping"/>
+        <w:t xml:space="preserve">Status: not planned.</w:t>
       </w:r>
     </w:p>
     <w:p>
@@ -4300,7 +4266,7 @@
         <w:rPr>
           <w:rtl w:val="0"/>
         </w:rPr>
-        <w:t xml:space="preserve">These requirements are acceptance targets for the completed application, not claims that all targets have already been achieved. Verification results will be recorded in the Software Test Document (STD). Requirements for study and AI features will be tested as those features are introduced.</w:t>
+        <w:t xml:space="preserve">These requirements are acceptance targets for the completed application, not claims that all targets have already been achieved. Verification results will be recorded in the Software Test Document (STD). The AI targets (PERF-4, AVAIL-2 and AI-1 to AI-3) are set to fit the AI provider’s free tier.</w:t>
       </w:r>
     </w:p>
     <w:p>
@@ -4321,7 +4287,7 @@
         <w:rPr>
           <w:rtl w:val="0"/>
         </w:rPr>
-        <w:t xml:space="preserve"> Unless otherwise stated, performance testing will use the production application build running through Docker Compose, with a test account containing 100 decks and 5,000 cards. The test report will record hardware specifications, software versions, and test conditions. API timing measurements will use at least 100 requests per tested operation. External AI response times will be measured separately.</w:t>
+        <w:t xml:space="preserve"> Unless otherwise stated, performance testing will use the production application build running through Docker Compose, with a test account containing 100 decks and 5,000 cards. The test report will record hardware specifications, software versions, and test conditions. API timing measurements will use at least 100 requests per tested operation. External AI response times will be measured separately, on the live deployment with the real model.</w:t>
       </w:r>
     </w:p>
     <w:p>
@@ -4491,7 +4457,7 @@
         <w:rPr>
           <w:rtl w:val="0"/>
         </w:rPr>
-        <w:t xml:space="preserve"> The interface shall show a progress indicator within one second of submitting a generation request. The complete generation operation, including retries, shall have a maximum processing time of 30 seconds. On timeout, the interface shall display a failure message and allow the user to try again. The target median response time for generating ten cards shall be no more than 20 seconds.</w:t>
+        <w:t xml:space="preserve"> The interface shall show a progress message immediately after a generation request is submitted. The server shall stop waiting for the model after 45 seconds, inside the frontend proxy’s 60-second limit, and the interface shall then show a failure message that invites the user to try again. The target median time for generating ten cards shall be no more than 20 seconds.</w:t>
         <w:br w:type="textWrapping"/>
       </w:r>
       <w:r>
@@ -4506,7 +4472,7 @@
         <w:rPr>
           <w:rtl w:val="0"/>
         </w:rPr>
-        <w:t xml:space="preserve"> Automated timeout tests using a simulated provider and at least ten live generation requests.</w:t>
+        <w:t xml:space="preserve"> Automated timeout tests using a simulated client, and live generation timings recorded in the STD.</w:t>
       </w:r>
     </w:p>
     <w:p>
@@ -4592,13 +4558,13 @@
           <w:bCs w:val="1"/>
           <w:rtl w:val="0"/>
         </w:rPr>
-        <w:t xml:space="preserve">AVAIL-2 — Bounded retries:</w:t>
-      </w:r>
-      <w:r>
-        <w:rPr>
-          <w:rtl w:val="0"/>
-        </w:rPr>
-        <w:t xml:space="preserve"> Temporary provider failures and rate-limit responses may be retried automatically at most once. Any retry shall respect the provider’s retry instructions and remain within the 30-second processing budget. If this is not possible, generation shall fail with a clear message.</w:t>
+        <w:t xml:space="preserve">AVAIL-2 — No automatic retries:</w:t>
+      </w:r>
+      <w:r>
+        <w:rPr>
+          <w:rtl w:val="0"/>
+        </w:rPr>
+        <w:t xml:space="preserve"> A generation request shall make at most one call to the AI provider. Rate-limit and temporary failures shall return a clear message and save nothing.</w:t>
         <w:br w:type="textWrapping"/>
       </w:r>
       <w:r>
@@ -4613,7 +4579,7 @@
         <w:rPr>
           <w:rtl w:val="0"/>
         </w:rPr>
-        <w:t xml:space="preserve"> Automated tests simulating temporary failures and rate limits.</w:t>
+        <w:t xml:space="preserve"> Provider and endpoint tests simulating rate limits, timeouts and outages.</w:t>
       </w:r>
     </w:p>
     <w:p>
@@ -4757,7 +4723,7 @@
         <w:rPr>
           <w:rtl w:val="0"/>
         </w:rPr>
-        <w:t xml:space="preserve"> Generation shall accept prompts of no more than 2,000 characters and requests for between one and 30 cards, with a default of ten. Each user shall have no more than one active generation request at a time.</w:t>
+        <w:t xml:space="preserve"> Generation shall accept prompts of up to 2,000 characters, focus notes of up to 500, files of up to 4 MB (text files up to 100,000 characters), and requests for 1 to 25 cards, with a default of ten. The interface shall send only one generation request at a time.</w:t>
         <w:br w:type="textWrapping"/>
       </w:r>
       <w:r>
@@ -4772,7 +4738,7 @@
         <w:rPr>
           <w:rtl w:val="0"/>
         </w:rPr>
-        <w:t xml:space="preserve"> Boundary-value and concurrent-request tests.</w:t>
+        <w:t xml:space="preserve"> Boundary-value tests, and a test that a second request is not sent while one is in progress.</w:t>
       </w:r>
     </w:p>
     <w:p>
@@ -4796,7 +4762,7 @@
         <w:rPr>
           <w:rtl w:val="0"/>
         </w:rPr>
-        <w:t xml:space="preserve"> Each user shall be limited to 100 successfully generated cards per UTC calendar day. Usage records shall remain effective even if generated cards are deleted. The team shall configure and document a project spending budget before enabling live generation, using provider controls or an application-enforced cutoff.</w:t>
+        <w:t xml:space="preserve"> Each user shall be limited to 10 generations, and the whole site to 18, in any rolling 24-hour period, counted from saved generation records; failed requests do not count. Generation records shall remain when the cards they produced are deleted. Billing shall never be enabled on the AI provider’s project, so generation cannot incur cost.</w:t>
         <w:br w:type="textWrapping"/>
       </w:r>
       <w:r>
@@ -4811,7 +4777,7 @@
         <w:rPr>
           <w:rtl w:val="0"/>
         </w:rPr>
-        <w:t xml:space="preserve"> Quota tests, including deletion and concurrent requests, and review of the budget configuration.</w:t>
+        <w:t xml:space="preserve"> Quota tests, including the site-wide cap and a record older than 24 hours.</w:t>
       </w:r>
     </w:p>
     <w:p>
@@ -4835,7 +4801,7 @@
         <w:rPr>
           <w:rtl w:val="0"/>
         </w:rPr>
-        <w:t xml:space="preserve"> Generated output shall be checked for the required structure, card count, and nonempty front and back fields before saving. Invalid output shall be rejected without partially saving cards. Structural validation shall not be treated as proof of factual accuracy.</w:t>
+        <w:t xml:space="preserve"> The model shall be asked to answer in a defined JSON schema. Before suggestions are shown, the server shall drop malformed, empty, overlong (more than 2,000 characters), self-answering and duplicate cards, and shall reject a reply that is not a list of cards without saving anything. No card shall be created until the user accepts it, and accepted cards shall be created in one transaction. Structural validation shall not be treated as proof of factual accuracy.</w:t>
         <w:br w:type="textWrapping"/>
       </w:r>
       <w:r>
@@ -4850,7 +4816,7 @@
         <w:rPr>
           <w:rtl w:val="0"/>
         </w:rPr>
-        <w:t xml:space="preserve"> Tests with malformed, incomplete, and oversized provider responses.</w:t>
+        <w:t xml:space="preserve"> Tests with malformed, incomplete, truncated and duplicate output.</w:t>
       </w:r>
     </w:p>
     <w:p>
@@ -4913,7 +4879,7 @@
         <w:rPr>
           <w:rtl w:val="0"/>
         </w:rPr>
-        <w:t xml:space="preserve"> Provider requests shall include only the user-supplied generation prompt and information necessary to perform generation. Passwords, session credentials, account details, and unrelated stored study material shall not be sent. Provider credentials shall remain server-side.</w:t>
+        <w:t xml:space="preserve"> Provider requests shall include only the information needed for generation: the deck’s name and description, the prompt or file, and, for Suggest more content, up to 200 of the deck’s newest cards. Passwords, session credentials, account details, and unrelated stored study material shall not be sent. Provider credentials shall remain server-side.</w:t>
         <w:br w:type="textWrapping"/>
       </w:r>
       <w:r>
@@ -6216,7 +6182,7 @@
         <w:rPr>
           <w:rtl w:val="0"/>
         </w:rPr>
-        <w:t xml:space="preserve">Risks specific to the external LLM dependency are mitigated by the controls specified in §3b(ii): isolation of all provider access behind a single service module so that no other feature depends on it, bounded prompt length and card counts, per-user daily limits, schema validation of model output before any database write, permanent provenance labelling of generated cards, and user control over editing and deletion.</w:t>
+        <w:t xml:space="preserve">Risks specific to the external LLM dependency are mitigated by the controls specified in §3b(ii)–(iii) and MAINT-3: isolation of all provider access behind a single module, with a stand-in for tests; bounded prompt length, file size and card counts; per-user and site-wide daily limits; schema validation and cleanup of model output; suggestions held for review before any card is saved; permanent provenance labelling; and user control over editing and deletion.</w:t>
       </w:r>
     </w:p>
     <w:p>
@@ -6255,6 +6221,19 @@
     </w:p>
     <w:p>
       <w:pPr>
+        <w:spacing w:after="240" w:before="240" w:lineRule="auto"/>
+        <w:ind w:left="1440" w:firstLine="0"/>
+        <w:rPr/>
+      </w:pPr>
+      <w:r>
+        <w:rPr>
+          <w:rtl w:val="0"/>
+        </w:rPr>
+        <w:t xml:space="preserve">In Iteration 3, three more risks were realized. Integration and deployment: Render’s free tier does not allow a pre-deploy command, so database migrations run as the backend starts, and its free services cannot receive private-network traffic, so the frontend reaches the backend through its public address. External AI service limits: Gemini’s free tier allows 20 requests a day for the chosen model, and the service was intermittently overloaded during testing, so the application caps generations per user and site-wide, development and CI use a stand-in provider, and a lighter model is the fallback. Third-party dependencies: Docker Hub’s anonymous pull limit failed CI jobs; re-running them fixed it.</w:t>
+      </w:r>
+    </w:p>
+    <w:p>
+      <w:pPr>
         <w:pageBreakBefore w:val="0"/>
         <w:ind w:left="1440" w:firstLine="0"/>
         <w:rPr/>
@@ -6296,7 +6275,7 @@
         </w:rPr>
         <w:t xml:space="preserve">Risk Management Sheet Link: </w:t>
       </w:r>
-      <w:hyperlink r:id="rId7">
+      <w:hyperlink r:id="rId6">
         <w:r>
           <w:rPr>
             <w:b w:val="1"/>
@@ -6943,7 +6922,7 @@
                 <w:bCs w:val="1"/>
                 <w:rtl w:val="0"/>
               </w:rPr>
-              <w:t xml:space="preserve">Essential: AI deck generation from a natural-language prompt, with preview and editing before saving, and provenance labelling. Desirable, if capacity allows: typed-answer study mode</w:t>
+              <w:t xml:space="preserve">Essential, delivered: AI card generation from a prompt, a PDF, TXT or Markdown file, or the deck’s own cards, with every suggestion reviewed before saving and a permanent AI-generated label. Desirable, delivered: typed-answer study mode with assisted grading. Optional, delivered: source-file upload.</w:t>
             </w:r>
             <w:r>
               <w:rPr>
@@ -6973,7 +6952,7 @@
               <w:rPr>
                 <w:rtl w:val="0"/>
               </w:rPr>
-              <w:t xml:space="preserve">Integrate the LLM service behind a server-side interface with the limits in §3b(iii); validate model output before saving; system-wide and regression testing; defect resolution; documentation; release and demonstration</w:t>
+              <w:t xml:space="preserve">Added the AI generations table and each card’s origin (migration 0003); isolated Gemini behind one provider module with a stand-in for tests; built the generate, accept and reject endpoints with per-user and site-wide daily caps; built the generate page and review list; added typed-answer mode to the study page; set up the Render free-tier deployment</w:t>
             </w:r>
           </w:p>
         </w:tc>
@@ -7197,7 +7176,7 @@
         <w:rPr>
           <w:rtl w:val="0"/>
         </w:rPr>
-        <w:t xml:space="preserve"> — package the application and its dependencies into containers so that development, testing, and demonstration run identically across machines. The Compose stack provides PostgreSQL, the Flask backend, and the Vite frontend.</w:t>
+        <w:t xml:space="preserve"> — package the application and its dependencies into containers so that development, testing, and demonstration run identically across machines. The Compose stack provides PostgreSQL, the Flask backend, and the Vite development server; nginx serves the production build.</w:t>
       </w:r>
     </w:p>
     <w:p>
@@ -7508,6 +7487,72 @@
           <w:bCs w:val="1"/>
           <w:rtl w:val="0"/>
         </w:rPr>
+        <w:t xml:space="preserve">Hosting and external services</w:t>
+      </w:r>
+    </w:p>
+    <w:p>
+      <w:pPr>
+        <w:numPr>
+          <w:ilvl w:val="0"/>
+          <w:numId w:val="12"/>
+        </w:numPr>
+        <w:spacing w:after="0" w:afterAutospacing="0" w:before="240" w:lineRule="auto"/>
+        <w:ind w:left="2160" w:hanging="360"/>
+      </w:pPr>
+      <w:r>
+        <w:rPr>
+          <w:rtl w:val="0"/>
+        </w:rPr>
+        <w:t xml:space="preserve">Render — free-tier hosting for the database, backend and frontend, defined in render.yaml.</w:t>
+      </w:r>
+    </w:p>
+    <w:p>
+      <w:pPr>
+        <w:numPr>
+          <w:ilvl w:val="0"/>
+          <w:numId w:val="12"/>
+        </w:numPr>
+        <w:spacing w:after="0" w:afterAutospacing="0" w:before="0" w:beforeAutospacing="0" w:lineRule="auto"/>
+        <w:ind w:left="2160" w:hanging="360"/>
+      </w:pPr>
+      <w:r>
+        <w:rPr>
+          <w:rtl w:val="0"/>
+        </w:rPr>
+        <w:t xml:space="preserve">Google Gemini API — card generation through the google-genai SDK (2.29.0), on the free tier, with billing never enabled.</w:t>
+      </w:r>
+    </w:p>
+    <w:p>
+      <w:pPr>
+        <w:numPr>
+          <w:ilvl w:val="0"/>
+          <w:numId w:val="12"/>
+        </w:numPr>
+        <w:spacing w:after="240" w:before="0" w:beforeAutospacing="0" w:lineRule="auto"/>
+        <w:ind w:left="2160" w:hanging="360"/>
+      </w:pPr>
+      <w:r>
+        <w:rPr>
+          <w:rtl w:val="0"/>
+        </w:rPr>
+        <w:t xml:space="preserve">GitHub Container Registry — stores the SHA-tagged images that CD publishes.</w:t>
+      </w:r>
+    </w:p>
+    <w:p>
+      <w:pPr>
+        <w:spacing w:after="240" w:before="240" w:lineRule="auto"/>
+        <w:ind w:left="1440" w:firstLine="0"/>
+        <w:rPr>
+          <w:b w:val="1"/>
+          <w:bCs w:val="1"/>
+        </w:rPr>
+      </w:pPr>
+      <w:r>
+        <w:rPr>
+          <w:b w:val="1"/>
+          <w:bCs w:val="1"/>
+          <w:rtl w:val="0"/>
+        </w:rPr>
         <w:t xml:space="preserve">AI-Assisted Development</w:t>
       </w:r>
     </w:p>
@@ -7557,30 +7602,6 @@
           <w:rtl w:val="0"/>
         </w:rPr>
         <w:t xml:space="preserve"> — AI-assisted code completion and generation.</w:t>
-      </w:r>
-    </w:p>
-    <w:p>
-      <w:pPr>
-        <w:numPr>
-          <w:ilvl w:val="0"/>
-          <w:numId w:val="14"/>
-        </w:numPr>
-        <w:spacing w:after="0" w:afterAutospacing="0" w:before="0" w:beforeAutospacing="0" w:lineRule="auto"/>
-        <w:ind w:left="2160" w:hanging="360"/>
-      </w:pPr>
-      <w:r>
-        <w:rPr>
-          <w:b w:val="1"/>
-          <w:bCs w:val="1"/>
-          <w:rtl w:val="0"/>
-        </w:rPr>
-        <w:t xml:space="preserve">GitHub Copilot code review</w:t>
-      </w:r>
-      <w:r>
-        <w:rPr>
-          <w:rtl w:val="0"/>
-        </w:rPr>
-        <w:t xml:space="preserve"> — automated review comments generated on every push to an open pull request, configured through the repository ruleset.</w:t>
       </w:r>
     </w:p>
     <w:p>
@@ -7845,13 +7866,13 @@
           <w:u w:val="single"/>
           <w:rtl w:val="0"/>
         </w:rPr>
-        <w:t xml:space="preserve">feature/* branches</w:t>
-      </w:r>
-      <w:r>
-        <w:rPr>
-          <w:rtl w:val="0"/>
-        </w:rPr>
-        <w:t xml:space="preserve"> – New features or significant changes will be developed in separate branches created from develop (e.g., feature/user-login). Developers will commit their work to these branches rather than directly to develop or main.</w:t>
+        <w:t xml:space="preserve">Short-lived branches</w:t>
+      </w:r>
+      <w:r>
+        <w:rPr>
+          <w:rtl w:val="0"/>
+        </w:rPr>
+        <w:t xml:space="preserve"> – New features, fixes and other changes are developed in branches created from develop and named by type: feat/, fix/, test/, ci/, chore/ or doc/ (for example, feat/it3-b3-generate-route). Developers will commit their work to these branches rather than directly to develop or main.</w:t>
       </w:r>
     </w:p>
     <w:p>
@@ -8205,7 +8226,23 @@
         <w:rPr>
           <w:rtl w:val="0"/>
         </w:rPr>
-        <w:t xml:space="preserve">After CI passes on develop or main, the CD workflow (.github/workflows/cd.yml) publishes both images to GitHub Container Registry, tagged with the commit SHA. The workflow and render.yaml define a Render staging environment (from develop) and production (from main), but the Render deploy hooks have not been configured, so the deploy step is currently skipped. The application is demonstrated locally with Docker Compose, where one command builds and starts the database, backend, and frontend.</w:t>
+        <w:t xml:space="preserve">After CI passes on develop or main, the CD workflow (.github/workflows/cd.yml) publishes both images to GitHub Container Registry, tagged with the commit SHA. Cadence runs on Render’s free tier as one set of services defined in render.yaml: a PostgreSQL 18 database, the Flask backend, and the nginx frontend, which forwards /api to the backend’s public address. The Render deploy hooks are stored only in the production GitHub environment, so a green merge to main deploys and then polls the health endpoint, while the deploy step on develop skips with a warning. Migrations run as the backend starts. The Gemini key is entered by hand in Render’s environment settings and is never stored in the repository. The live site is </w:t>
+      </w:r>
+      <w:hyperlink r:id="rId7">
+        <w:r>
+          <w:rPr>
+            <w:color w:val="1155cc"/>
+            <w:u w:val="single"/>
+            <w:rtl w:val="0"/>
+          </w:rPr>
+          <w:t xml:space="preserve">https://cadence-frontend-jufj.onrender.com</w:t>
+        </w:r>
+      </w:hyperlink>
+      <w:r>
+        <w:rPr>
+          <w:rtl w:val="0"/>
+        </w:rPr>
+        <w:t xml:space="preserve">. Local development uses Docker Compose, where one command builds and starts the database, backend, and frontend.</w:t>
       </w:r>
       <w:r>
         <w:rPr>
@@ -8546,7 +8583,7 @@
                 <w:bCs w:val="1"/>
                 <w:rtl w:val="0"/>
               </w:rPr>
-              <w:t xml:space="preserve">Current (Iteration 2): 100%: 201 backend tests on both SQLite and PostgreSQL, and 174 frontend tests.</w:t>
+              <w:t xml:space="preserve">Current (Iteration 3): 100%: 391 backend tests on both SQLite and PostgreSQL, and 318 frontend tests.</w:t>
             </w:r>
             <w:r>
               <w:rPr>
@@ -8655,7 +8692,7 @@
                 <w:bCs w:val="1"/>
                 <w:rtl w:val="0"/>
               </w:rPr>
-              <w:t xml:space="preserve">Target: at least 90%, enforced separately by CI for the backend (pytest-cov) and the frontend (Vitest). Current (Iteration 2): backend 97.02%, frontend 91.66%.</w:t>
+              <w:t xml:space="preserve">Target: at least 90%, enforced separately by CI for the backend (pytest-cov) and the frontend (Vitest). Current (Iteration 3): backend 98.50%, frontend 94.92%.</w:t>
             </w:r>
             <w:r>
               <w:rPr>
@@ -8755,7 +8792,7 @@
                 <w:bCs w:val="1"/>
                 <w:rtl w:val="0"/>
               </w:rPr>
-              <w:t xml:space="preserve">Target: zero unresolved findings at each iteration boundary.</w:t>
+              <w:t xml:space="preserve">Target: zero unresolved findings at each iteration boundary. Current (Iteration 3): no open findings.</w:t>
             </w:r>
             <w:r>
               <w:rPr>
@@ -9068,55 +9105,12 @@
           <w:color w:val="188038"/>
           <w:rtl w:val="0"/>
         </w:rPr>
-        <w:t xml:space="preserve">calculate_next_review_interval</w:t>
-      </w:r>
-      <w:r>
-        <w:rPr>
-          <w:rtl w:val="0"/>
-        </w:rPr>
-        <w:t xml:space="preserve"> or </w:t>
-      </w:r>
-      <w:r>
-        <w:rPr>
-          <w:rFonts w:ascii="Roboto Mono" w:cs="Roboto Mono" w:eastAsia="Roboto Mono" w:hAnsi="Roboto Mono"/>
-          <w:color w:val="188038"/>
-          <w:rtl w:val="0"/>
-        </w:rPr>
-        <w:t xml:space="preserve">isAnswerValid</w:t>
-      </w:r>
-      <w:r>
-        <w:rPr>
-          <w:rtl w:val="0"/>
-        </w:rPr>
-        <w:t xml:space="preserve">, not </w:t>
-      </w:r>
-      <w:r>
-        <w:rPr>
-          <w:rFonts w:ascii="Roboto Mono" w:cs="Roboto Mono" w:eastAsia="Roboto Mono" w:hAnsi="Roboto Mono"/>
-          <w:color w:val="188038"/>
-          <w:rtl w:val="0"/>
-        </w:rPr>
-        <w:t xml:space="preserve">srs_calc</w:t>
-      </w:r>
-      <w:r>
-        <w:rPr>
-          <w:rtl w:val="0"/>
-        </w:rPr>
-        <w:t xml:space="preserve"> or </w:t>
-      </w:r>
-      <w:r>
-        <w:rPr>
-          <w:rFonts w:ascii="Roboto Mono" w:cs="Roboto Mono" w:eastAsia="Roboto Mono" w:hAnsi="Roboto Mono"/>
-          <w:color w:val="188038"/>
-          <w:rtl w:val="0"/>
-        </w:rPr>
-        <w:t xml:space="preserve">chkAns</w:t>
-      </w:r>
-      <w:r>
-        <w:rPr>
-          <w:rtl w:val="0"/>
-        </w:rPr>
-        <w:t xml:space="preserve">.</w:t>
+        <w:t xml:space="preserve">preview_intervals or checkTypedAnswer, not srs_calc or chkAns.</w:t>
+      </w:r>
+      <w:r>
+        <w:rPr>
+          <w:rtl w:val="0"/>
+        </w:rPr>
       </w:r>
     </w:p>
     <w:p>
@@ -9154,21 +9148,7 @@
         <w:rPr>
           <w:rtl w:val="0"/>
         </w:rPr>
-        <w:t xml:space="preserve">, for example </w:t>
-      </w:r>
-      <w:r>
-        <w:rPr>
-          <w:rFonts w:ascii="Roboto Mono" w:cs="Roboto Mono" w:eastAsia="Roboto Mono" w:hAnsi="Roboto Mono"/>
-          <w:color w:val="188038"/>
-          <w:rtl w:val="0"/>
-        </w:rPr>
-        <w:t xml:space="preserve">FlashcardDeckManager</w:t>
-      </w:r>
-      <w:r>
-        <w:rPr>
-          <w:rtl w:val="0"/>
-        </w:rPr>
-        <w:t xml:space="preserve">.</w:t>
+        <w:t xml:space="preserve">, for example GeminiProvider.</w:t>
       </w:r>
     </w:p>
     <w:p>
@@ -9240,21 +9220,12 @@
         <w:rPr>
           <w:rtl w:val="0"/>
         </w:rPr>
-        <w:t xml:space="preserve">All Python function signatures include type hints, for example </w:t>
-      </w:r>
-      <w:r>
-        <w:rPr>
-          <w:rFonts w:ascii="Roboto Mono" w:cs="Roboto Mono" w:eastAsia="Roboto Mono" w:hAnsi="Roboto Mono"/>
-          <w:color w:val="188038"/>
-          <w:rtl w:val="0"/>
-        </w:rPr>
-        <w:t xml:space="preserve">def schedule_card(card_id: int, rating: int) -&gt; dict:</w:t>
-      </w:r>
-      <w:r>
-        <w:rPr>
-          <w:rtl w:val="0"/>
-        </w:rPr>
-        <w:t xml:space="preserve">.</w:t>
+        <w:t xml:space="preserve">Helper and domain functions include type hints, for example def answer_card(card: CardSchedule, rating: Rating, now: datetime) -&gt; CardSchedule:. Flask route handlers and CLI commands, whose arguments come from the URL or the command line, may omit them.</w:t>
+      </w:r>
+      <w:r>
+        <w:rPr>
+          <w:rtl w:val="0"/>
+        </w:rPr>
       </w:r>
     </w:p>
     <w:p>
@@ -9288,7 +9259,13 @@
         <w:rPr>
           <w:rtl w:val="0"/>
         </w:rPr>
-        <w:t xml:space="preserve">Functions and methods are kept under 30 lines. Business logic is separated from request handling so that it can be tested in isolation.</w:t>
+        <w:t xml:space="preserve">Functions are kept short, with 30 lines as a guide; route handlers that run a documented sequence of checks, such as the generate endpoint, may run longer.</w:t>
+      </w:r>
+      <w:r>
+        <w:rPr>
+          <w:rtl w:val="0"/>
+        </w:rPr>
+        <w:t xml:space="preserve"> Business logic is separated from request handling so that it can be tested in isolation.</w:t>
       </w:r>
     </w:p>
     <w:p>
@@ -9483,7 +9460,7 @@
         <w:rPr>
           <w:rtl w:val="0"/>
         </w:rPr>
-        <w:t xml:space="preserve"> CodeQL analysis and GitHub Copilot code review run automatically on every push to an open pull request, and their findings appear inline. Automated findings inform human review; they do not replace it, and a human approval is always required.</w:t>
+        <w:t xml:space="preserve"> CodeQL analysis runs automatically on every push to an open pull request, and its findings appear inline. Automated findings inform human review; they do not replace it, and a human approval is always required.</w:t>
       </w:r>
     </w:p>
     <w:p>
@@ -9546,33 +9523,7 @@
         <w:rPr>
           <w:rtl w:val="0"/>
         </w:rPr>
-        <w:t xml:space="preserve">Branch Off: Create a feature branch (e.g., </w:t>
-      </w:r>
-      <w:r>
-        <w:rPr>
-          <w:shd w:fill="cccccc" w:val="clear"/>
-          <w:rtl w:val="0"/>
-        </w:rPr>
-        <w:t xml:space="preserve">feature/feature_xyz</w:t>
-      </w:r>
-      <w:r>
-        <w:rPr>
-          <w:rtl w:val="0"/>
-        </w:rPr>
-        <w:t xml:space="preserve">) from </w:t>
-      </w:r>
-      <w:r>
-        <w:rPr>
-          <w:shd w:fill="cccccc" w:val="clear"/>
-          <w:rtl w:val="0"/>
-        </w:rPr>
-        <w:t xml:space="preserve">develop</w:t>
-      </w:r>
-      <w:r>
-        <w:rPr>
-          <w:rtl w:val="0"/>
-        </w:rPr>
-        <w:t xml:space="preserve">.</w:t>
+        <w:t xml:space="preserve">Branch Off: Create a branch from develop, named by type (for example, feat/it3-b3-generate-route).</w:t>
       </w:r>
     </w:p>
     <w:p>
@@ -9701,7 +9652,7 @@
         <w:rPr>
           <w:rtl w:val="0"/>
         </w:rPr>
-        <w:t xml:space="preserve">Frontend production build</w:t>
+        <w:t xml:space="preserve">Frontend lint, tests and production build; the migration check; the Docker image scan and stack smoke test</w:t>
       </w:r>
     </w:p>
     <w:p>
@@ -9996,7 +9947,7 @@
         <w:rPr>
           <w:rtl w:val="0"/>
         </w:rPr>
-        <w:t xml:space="preserve"> Are methods/functions kept under 30 lines? Is business logic clearly separated and encapsulated? Is the code open to be extended or when changes are needed, huge modifications need to be made?</w:t>
+        <w:t xml:space="preserve"> Are methods/functions kept short, with 30 lines as a guide? Is business logic clearly separated and encapsulated? Is the code open to be extended or when changes are needed, huge modifications need to be made?</w:t>
       </w:r>
     </w:p>
     <w:p>
@@ -10640,12 +10591,12 @@
           <wp:inline distB="114300" distT="114300" distL="114300" distR="114300">
             <wp:extent cx="4317808" cy="1271588"/>
             <wp:effectExtent b="0" l="0" r="0" t="0"/>
-            <wp:docPr id="1" name="image2.png"/>
+            <wp:docPr id="1" name="image1.png"/>
             <a:graphic>
               <a:graphicData uri="http://schemas.openxmlformats.org/drawingml/2006/picture">
                 <pic:pic>
                   <pic:nvPicPr>
-                    <pic:cNvPr id="0" name="image2.png"/>
+                    <pic:cNvPr id="0" name="image1.png"/>
                     <pic:cNvPicPr preferRelativeResize="0"/>
                   </pic:nvPicPr>
                   <pic:blipFill>
@@ -10766,7 +10717,7 @@
         <w:rPr>
           <w:rtl w:val="0"/>
         </w:rPr>
-        <w:t xml:space="preserve">Focus: Testing the interfaces and interactions between independent subsystems (e.g., the frontend client communicating with the backend API database models, and the backend coordinating with the LLM API).</w:t>
+        <w:t xml:space="preserve">Focus: Testing the interfaces and interactions between independent subsystems (e.g., the frontend client communicating with the backend API database models, and the backend coordinating with the LLM provider through its interface, using a simulated provider).</w:t>
       </w:r>
     </w:p>
     <w:p>
@@ -10843,7 +10794,7 @@
         <w:rPr>
           <w:rtl w:val="0"/>
         </w:rPr>
-        <w:t xml:space="preserve">Objective: To confirm that end-to-end features, such as studying a deck or triggering an AI-generated deck, are functional and user-friendly on a simulated browser.</w:t>
+        <w:t xml:space="preserve">Objective: To confirm that end-to-end features, such as studying a deck or triggering an AI-generated deck, are functional and user-friendly in a real browser.</w:t>
       </w:r>
     </w:p>
     <w:p>
@@ -10905,7 +10856,7 @@
         <w:rPr>
           <w:rtl w:val="0"/>
         </w:rPr>
-        <w:t xml:space="preserve">Objective: To guarantee that new features (such as Iteration 3's duplicate card prevention) do not break existing, stable functionalities (such as Iteration 1's SRS card reviews)</w:t>
+        <w:t xml:space="preserve">Objective: To guarantee that new features (such as Iteration 3's AI generation and typed answers) do not break existing, stable functionalities (such as Iteration 2's study mode and scheduling)</w:t>
       </w:r>
       <w:r>
         <w:rPr>
@@ -11046,21 +10997,13 @@
           <w:bCs w:val="1"/>
           <w:rtl w:val="0"/>
         </w:rPr>
-        <w:t xml:space="preserve">(With AI generation, Iteration 3.) </w:t>
-      </w:r>
-      <w:r>
-        <w:rPr>
-          <w:b w:val="1"/>
-          <w:bCs w:val="1"/>
-          <w:rtl w:val="0"/>
-        </w:rPr>
-        <w:t xml:space="preserve">Schema validation:</w:t>
-      </w:r>
-      <w:r>
-        <w:rPr>
-          <w:rtl w:val="0"/>
-        </w:rPr>
-        <w:t xml:space="preserve"> model output from the LLM is validated against an expected schema before any database write, so malformed responses are rejected rather than persisted.</w:t>
+        <w:t xml:space="preserve">AI output checks:</w:t>
+      </w:r>
+      <w:r>
+        <w:rPr>
+          <w:rtl w:val="0"/>
+        </w:rPr>
+        <w:t xml:space="preserve"> the model must answer in a JSON schema, and a cleanup step drops malformed, empty, overlong, self-answering and duplicate cards before anything is shown. A reply that is not a list of cards is rejected. Tests use a stand-in provider and a fake Gemini client, so no test touches the network or needs a key.</w:t>
       </w:r>
     </w:p>
     <w:p>
@@ -11601,7 +11544,7 @@
               <w:rPr>
                 <w:rtl w:val="0"/>
               </w:rPr>
-              <w:t xml:space="preserve">Unit and integration tests for AI generation against a simulated provider: malformed, incomplete, and oversized output rejected before any database write; timeouts and rate limits. Scripted timing tests for the performance requirements. Full regression run, manual acceptance testing of every essential story, and final release verification.</w:t>
+              <w:t xml:space="preserve">Unit tests for the prompt builder, the cleanup rules and the typed-answer checker; provider tests with a fake Gemini client for quota errors, timeouts, and truncated or declined replies; endpoint tests for generation (validation, file checks, daily caps, ownership) and for accept and reject (ownership, index rules, a lock against duplicate accepts); component tests for the generate page, the review list and the typed study flow. Scripted performance tests were not run. Result: 391 backend tests at 98.50% and 318 frontend tests at 94.92%, all passing.</w:t>
             </w:r>
           </w:p>
         </w:tc>
@@ -14360,6 +14303,202 @@
           </w:p>
         </w:tc>
       </w:tr>
+      <w:tr>
+        <w:trPr>
+          <w:cantSplit w:val="0"/>
+          <w:tblHeader w:val="0"/>
+        </w:trPr>
+        <w:tc>
+          <w:tcPr>
+            <w:shd w:fill="auto" w:val="clear"/>
+            <w:tcMar>
+              <w:top w:w="100.0" w:type="dxa"/>
+              <w:left w:w="100.0" w:type="dxa"/>
+              <w:bottom w:w="100.0" w:type="dxa"/>
+              <w:right w:w="100.0" w:type="dxa"/>
+            </w:tcMar>
+            <w:vAlign w:val="top"/>
+          </w:tcPr>
+          <w:p>
+            <w:pPr>
+              <w:keepNext w:val="0"/>
+              <w:keepLines w:val="0"/>
+              <w:pageBreakBefore w:val="0"/>
+              <w:widowControl w:val="0"/>
+              <w:pBdr>
+                <w:top w:space="0" w:sz="0" w:val="nil"/>
+                <w:left w:space="0" w:sz="0" w:val="nil"/>
+                <w:bottom w:space="0" w:sz="0" w:val="nil"/>
+                <w:right w:space="0" w:sz="0" w:val="nil"/>
+                <w:between w:space="0" w:sz="0" w:val="nil"/>
+              </w:pBdr>
+              <w:shd w:fill="auto" w:val="clear"/>
+              <w:spacing w:after="0" w:before="0" w:line="240" w:lineRule="auto"/>
+              <w:ind w:left="0" w:right="0" w:firstLine="0"/>
+              <w:jc w:val="left"/>
+              <w:rPr/>
+            </w:pPr>
+            <w:r>
+              <w:rPr>
+                <w:rtl w:val="0"/>
+              </w:rPr>
+              <w:t xml:space="preserve">Iteration 3 revision (overview, requirements, management plan, configuration management, QA plan, references, glossary)</w:t>
+            </w:r>
+          </w:p>
+        </w:tc>
+        <w:tc>
+          <w:tcPr>
+            <w:shd w:fill="auto" w:val="clear"/>
+            <w:tcMar>
+              <w:top w:w="100.0" w:type="dxa"/>
+              <w:left w:w="100.0" w:type="dxa"/>
+              <w:bottom w:w="100.0" w:type="dxa"/>
+              <w:right w:w="100.0" w:type="dxa"/>
+            </w:tcMar>
+            <w:vAlign w:val="top"/>
+          </w:tcPr>
+          <w:p>
+            <w:pPr>
+              <w:keepNext w:val="0"/>
+              <w:keepLines w:val="0"/>
+              <w:pageBreakBefore w:val="0"/>
+              <w:widowControl w:val="0"/>
+              <w:pBdr>
+                <w:top w:space="0" w:sz="0" w:val="nil"/>
+                <w:left w:space="0" w:sz="0" w:val="nil"/>
+                <w:bottom w:space="0" w:sz="0" w:val="nil"/>
+                <w:right w:space="0" w:sz="0" w:val="nil"/>
+                <w:between w:space="0" w:sz="0" w:val="nil"/>
+              </w:pBdr>
+              <w:shd w:fill="auto" w:val="clear"/>
+              <w:spacing w:after="0" w:before="0" w:line="240" w:lineRule="auto"/>
+              <w:ind w:left="0" w:right="0" w:firstLine="0"/>
+              <w:jc w:val="left"/>
+              <w:rPr/>
+            </w:pPr>
+            <w:r>
+              <w:rPr>
+                <w:rtl w:val="0"/>
+              </w:rPr>
+              <w:t xml:space="preserve">Duc</w:t>
+            </w:r>
+          </w:p>
+        </w:tc>
+        <w:tc>
+          <w:tcPr>
+            <w:shd w:fill="auto" w:val="clear"/>
+            <w:tcMar>
+              <w:top w:w="100.0" w:type="dxa"/>
+              <w:left w:w="100.0" w:type="dxa"/>
+              <w:bottom w:w="100.0" w:type="dxa"/>
+              <w:right w:w="100.0" w:type="dxa"/>
+            </w:tcMar>
+            <w:vAlign w:val="top"/>
+          </w:tcPr>
+          <w:p>
+            <w:pPr>
+              <w:keepNext w:val="0"/>
+              <w:keepLines w:val="0"/>
+              <w:pageBreakBefore w:val="0"/>
+              <w:widowControl w:val="0"/>
+              <w:pBdr>
+                <w:top w:space="0" w:sz="0" w:val="nil"/>
+                <w:left w:space="0" w:sz="0" w:val="nil"/>
+                <w:bottom w:space="0" w:sz="0" w:val="nil"/>
+                <w:right w:space="0" w:sz="0" w:val="nil"/>
+                <w:between w:space="0" w:sz="0" w:val="nil"/>
+              </w:pBdr>
+              <w:shd w:fill="auto" w:val="clear"/>
+              <w:spacing w:after="0" w:before="0" w:line="240" w:lineRule="auto"/>
+              <w:ind w:left="0" w:right="0" w:firstLine="0"/>
+              <w:jc w:val="left"/>
+              <w:rPr/>
+            </w:pPr>
+            <w:r>
+              <w:rPr>
+                <w:rtl w:val="0"/>
+              </w:rPr>
+              <w:t xml:space="preserve">70%</w:t>
+            </w:r>
+          </w:p>
+        </w:tc>
+        <w:tc>
+          <w:tcPr>
+            <w:shd w:fill="auto" w:val="clear"/>
+            <w:tcMar>
+              <w:top w:w="100.0" w:type="dxa"/>
+              <w:left w:w="100.0" w:type="dxa"/>
+              <w:bottom w:w="100.0" w:type="dxa"/>
+              <w:right w:w="100.0" w:type="dxa"/>
+            </w:tcMar>
+            <w:vAlign w:val="top"/>
+          </w:tcPr>
+          <w:p>
+            <w:pPr>
+              <w:keepNext w:val="0"/>
+              <w:keepLines w:val="0"/>
+              <w:pageBreakBefore w:val="0"/>
+              <w:widowControl w:val="0"/>
+              <w:pBdr>
+                <w:top w:space="0" w:sz="0" w:val="nil"/>
+                <w:left w:space="0" w:sz="0" w:val="nil"/>
+                <w:bottom w:space="0" w:sz="0" w:val="nil"/>
+                <w:right w:space="0" w:sz="0" w:val="nil"/>
+                <w:between w:space="0" w:sz="0" w:val="nil"/>
+              </w:pBdr>
+              <w:shd w:fill="auto" w:val="clear"/>
+              <w:spacing w:after="0" w:before="0" w:line="240" w:lineRule="auto"/>
+              <w:ind w:left="0" w:right="0" w:firstLine="0"/>
+              <w:jc w:val="left"/>
+              <w:rPr/>
+            </w:pPr>
+            <w:r>
+              <w:rPr>
+                <w:rtl w:val="0"/>
+              </w:rPr>
+              <w:t xml:space="preserve">Claude Code compared the SPPP with the repository (backend configuration, AI provider code, CI workflows, render.yaml) and the latest CI results, then drafted and applied the replacement text. I chose which changes to make and reviewed the edits.</w:t>
+            </w:r>
+          </w:p>
+        </w:tc>
+        <w:tc>
+          <w:tcPr>
+            <w:shd w:fill="auto" w:val="clear"/>
+            <w:tcMar>
+              <w:top w:w="100.0" w:type="dxa"/>
+              <w:left w:w="100.0" w:type="dxa"/>
+              <w:bottom w:w="100.0" w:type="dxa"/>
+              <w:right w:w="100.0" w:type="dxa"/>
+            </w:tcMar>
+            <w:vAlign w:val="top"/>
+          </w:tcPr>
+          <w:p>
+            <w:pPr>
+              <w:keepNext w:val="0"/>
+              <w:keepLines w:val="0"/>
+              <w:pageBreakBefore w:val="0"/>
+              <w:widowControl w:val="0"/>
+              <w:pBdr>
+                <w:top w:space="0" w:sz="0" w:val="nil"/>
+                <w:left w:space="0" w:sz="0" w:val="nil"/>
+                <w:bottom w:space="0" w:sz="0" w:val="nil"/>
+                <w:right w:space="0" w:sz="0" w:val="nil"/>
+                <w:between w:space="0" w:sz="0" w:val="nil"/>
+              </w:pBdr>
+              <w:shd w:fill="auto" w:val="clear"/>
+              <w:spacing w:after="0" w:before="0" w:line="240" w:lineRule="auto"/>
+              <w:ind w:left="0" w:right="0" w:firstLine="0"/>
+              <w:jc w:val="left"/>
+              <w:rPr/>
+            </w:pPr>
+            <w:r>
+              <w:rPr>
+                <w:rtl w:val="0"/>
+              </w:rPr>
+              <w:t xml:space="preserve">Checked each number against CI run 38302960034 and each AI limit against the backend configuration</w:t>
+            </w:r>
+          </w:p>
+        </w:tc>
+      </w:tr>
     </w:tbl>
     <w:p>
       <w:pPr>
@@ -14456,6 +14595,33 @@
         <w:rPr>
           <w:rtl w:val="0"/>
         </w:rPr>
+        <w:t xml:space="preserve">Live site: </w:t>
+      </w:r>
+      <w:hyperlink r:id="rId10">
+        <w:r>
+          <w:rPr>
+            <w:color w:val="1155cc"/>
+            <w:u w:val="single"/>
+            <w:rtl w:val="0"/>
+          </w:rPr>
+          <w:t xml:space="preserve">https://cadence-frontend-jufj.onrender.com</w:t>
+        </w:r>
+      </w:hyperlink>
+      <w:r>
+        <w:rPr>
+          <w:rtl w:val="0"/>
+        </w:rPr>
+      </w:r>
+    </w:p>
+    <w:p>
+      <w:pPr>
+        <w:ind w:left="720" w:firstLine="0"/>
+        <w:rPr/>
+      </w:pPr>
+      <w:r>
+        <w:rPr>
+          <w:rtl w:val="0"/>
+        </w:rPr>
         <w:t xml:space="preserve">Project management tool link (Jira): project SCRUM</w:t>
       </w:r>
     </w:p>
@@ -14817,7 +14983,7 @@
         </w:rPr>
         <w:t xml:space="preserve">OWASP Foundation. OWASP Top 10. </w:t>
       </w:r>
-      <w:hyperlink r:id="rId10">
+      <w:hyperlink r:id="rId11">
         <w:r>
           <w:rPr>
             <w:color w:val="1155cc"/>
@@ -14825,6 +14991,121 @@
             <w:rtl w:val="0"/>
           </w:rPr>
           <w:t xml:space="preserve">https://owasp.org/www-project-top-ten/</w:t>
+        </w:r>
+      </w:hyperlink>
+      <w:r>
+        <w:rPr>
+          <w:rtl w:val="0"/>
+        </w:rPr>
+      </w:r>
+    </w:p>
+    <w:p>
+      <w:pPr>
+        <w:ind w:left="720" w:firstLine="0"/>
+        <w:rPr/>
+      </w:pPr>
+      <w:r>
+        <w:rPr>
+          <w:rtl w:val="0"/>
+        </w:rPr>
+      </w:r>
+    </w:p>
+    <w:p>
+      <w:pPr>
+        <w:ind w:left="720" w:firstLine="0"/>
+        <w:rPr/>
+      </w:pPr>
+      <w:r>
+        <w:rPr>
+          <w:rtl w:val="0"/>
+        </w:rPr>
+        <w:t xml:space="preserve">AI Provider and Hosting</w:t>
+      </w:r>
+    </w:p>
+    <w:p>
+      <w:pPr>
+        <w:ind w:left="720" w:firstLine="0"/>
+        <w:rPr/>
+      </w:pPr>
+      <w:r>
+        <w:rPr>
+          <w:rtl w:val="0"/>
+        </w:rPr>
+      </w:r>
+    </w:p>
+    <w:p>
+      <w:pPr>
+        <w:ind w:left="720" w:firstLine="0"/>
+        <w:rPr/>
+      </w:pPr>
+      <w:r>
+        <w:rPr>
+          <w:rtl w:val="0"/>
+        </w:rPr>
+        <w:t xml:space="preserve">Google. Gemini API documentation. </w:t>
+      </w:r>
+      <w:hyperlink r:id="rId12">
+        <w:r>
+          <w:rPr>
+            <w:color w:val="1155cc"/>
+            <w:u w:val="single"/>
+            <w:rtl w:val="0"/>
+          </w:rPr>
+          <w:t xml:space="preserve">https://ai.google.dev/gemini-api/docs</w:t>
+        </w:r>
+      </w:hyperlink>
+      <w:r>
+        <w:rPr>
+          <w:rtl w:val="0"/>
+        </w:rPr>
+      </w:r>
+    </w:p>
+    <w:p>
+      <w:pPr>
+        <w:ind w:left="720" w:firstLine="0"/>
+        <w:rPr/>
+      </w:pPr>
+      <w:r>
+        <w:rPr>
+          <w:rtl w:val="0"/>
+        </w:rPr>
+        <w:t xml:space="preserve">Render. Free instances. </w:t>
+      </w:r>
+      <w:hyperlink r:id="rId13">
+        <w:r>
+          <w:rPr>
+            <w:color w:val="1155cc"/>
+            <w:u w:val="single"/>
+            <w:rtl w:val="0"/>
+          </w:rPr>
+          <w:t xml:space="preserve">https://render.com/docs/free</w:t>
+        </w:r>
+      </w:hyperlink>
+      <w:r>
+        <w:rPr>
+          <w:rtl w:val="0"/>
+        </w:rPr>
+      </w:r>
+    </w:p>
+    <w:p>
+      <w:pPr>
+        <w:ind w:left="720" w:firstLine="0"/>
+        <w:rPr/>
+      </w:pPr>
+      <w:r>
+        <w:rPr>
+          <w:rtl w:val="0"/>
+        </w:rPr>
+        <w:t xml:space="preserve">Render. Private network. </w:t>
+      </w:r>
+      <w:hyperlink r:id="rId14">
+        <w:r>
+          <w:rPr>
+            <w:color w:val="1155cc"/>
+            <w:u w:val="single"/>
+            <w:rtl w:val="0"/>
+          </w:rPr>
+          <w:t xml:space="preserve">https://render.com/docs/private-network</w:t>
         </w:r>
       </w:hyperlink>
       <w:r>
@@ -15061,7 +15342,7 @@
         <w:rPr>
           <w:rtl w:val="0"/>
         </w:rPr>
-        <w:t xml:space="preserve">SPPP — Software Project Proposal and Planning. This document.</w:t>
+        <w:t xml:space="preserve">SDK — Software Development Kit. A library for calling a service from code; the backend calls Gemini through Google’s google-genai SDK.</w:t>
       </w:r>
     </w:p>
     <w:p>
@@ -15073,7 +15354,7 @@
         <w:rPr>
           <w:rtl w:val="0"/>
         </w:rPr>
-        <w:t xml:space="preserve">SRS — Spaced Repetition System. The scheduling engine that determines when each card is next reviewed.</w:t>
+        <w:t xml:space="preserve">SPPP — Software Project Proposal and Planning. This document.</w:t>
       </w:r>
     </w:p>
     <w:p>
@@ -15085,7 +15366,7 @@
         <w:rPr>
           <w:rtl w:val="0"/>
         </w:rPr>
-        <w:t xml:space="preserve">UAT — User Acceptance Testing. Manual validation that delivered features meet their acceptance criteria.</w:t>
+        <w:t xml:space="preserve">SRS — Spaced Repetition System. The scheduling engine that determines when each card is next reviewed.</w:t>
       </w:r>
     </w:p>
     <w:p>
@@ -15097,7 +15378,7 @@
         <w:rPr>
           <w:rtl w:val="0"/>
         </w:rPr>
-        <w:t xml:space="preserve">UI / UX — User Interface / User Experience.</w:t>
+        <w:t xml:space="preserve">UAT — User Acceptance Testing. Manual validation that delivered features meet their acceptance criteria.</w:t>
       </w:r>
     </w:p>
     <w:p>
@@ -15109,6 +15390,7 @@
         <w:rPr>
           <w:rtl w:val="0"/>
         </w:rPr>
+        <w:t xml:space="preserve">UI / UX — User Interface / User Experience.</w:t>
       </w:r>
     </w:p>
     <w:p>
@@ -15120,7 +15402,6 @@
         <w:rPr>
           <w:rtl w:val="0"/>
         </w:rPr>
-        <w:t xml:space="preserve">Terms</w:t>
       </w:r>
     </w:p>
     <w:p>
@@ -15132,6 +15413,7 @@
         <w:rPr>
           <w:rtl w:val="0"/>
         </w:rPr>
+        <w:t xml:space="preserve">Terms</w:t>
       </w:r>
     </w:p>
     <w:p>
@@ -15143,7 +15425,6 @@
         <w:rPr>
           <w:rtl w:val="0"/>
         </w:rPr>
-        <w:t xml:space="preserve">Anki — An open-source spaced-repetition flashcard application whose scheduling model informs our own.</w:t>
       </w:r>
     </w:p>
     <w:p>
@@ -15155,7 +15436,7 @@
         <w:rPr>
           <w:rtl w:val="0"/>
         </w:rPr>
-        <w:t xml:space="preserve">Card — A single flashcard: a prompt, its answer, and the review history used to schedule it.</w:t>
+        <w:t xml:space="preserve">Anki — An open-source spaced-repetition flashcard application whose scheduling model informs our own.</w:t>
       </w:r>
     </w:p>
     <w:p>
@@ -15167,7 +15448,7 @@
         <w:rPr>
           <w:rtl w:val="0"/>
         </w:rPr>
-        <w:t xml:space="preserve">Deck — A user-defined collection of cards grouped by topic.</w:t>
+        <w:t xml:space="preserve">Card — A single flashcard: a prompt, its answer, and the review history used to schedule it.</w:t>
       </w:r>
     </w:p>
     <w:p>
@@ -15179,7 +15460,79 @@
         <w:rPr>
           <w:rtl w:val="0"/>
         </w:rPr>
+        <w:t xml:space="preserve">Deck — A user-defined collection of cards grouped by topic.</w:t>
+      </w:r>
+    </w:p>
+    <w:p>
+      <w:pPr>
+        <w:ind w:left="720" w:firstLine="0"/>
+        <w:rPr/>
+      </w:pPr>
+      <w:r>
+        <w:rPr>
+          <w:rtl w:val="0"/>
+        </w:rPr>
+        <w:t xml:space="preserve">Gemini — Google’s family of large language models; Cadence uses it on the free tier to generate cards.</w:t>
+      </w:r>
+    </w:p>
+    <w:p>
+      <w:pPr>
+        <w:ind w:left="720" w:firstLine="0"/>
+        <w:rPr/>
+      </w:pPr>
+      <w:r>
+        <w:rPr>
+          <w:rtl w:val="0"/>
+        </w:rPr>
+        <w:t xml:space="preserve">Render — The cloud platform that hosts Cadence’s database, backend and frontend on its free tier.</w:t>
+      </w:r>
+    </w:p>
+    <w:p>
+      <w:pPr>
+        <w:ind w:left="720" w:firstLine="0"/>
+        <w:rPr/>
+      </w:pPr>
+      <w:r>
+        <w:rPr>
+          <w:rtl w:val="0"/>
+        </w:rPr>
         <w:t xml:space="preserve">Spaced repetition — A learning technique that schedules review of material at increasing intervals timed to reinforce memory just before it decays.</w:t>
+      </w:r>
+    </w:p>
+    <w:p>
+      <w:pPr>
+        <w:ind w:left="720" w:firstLine="0"/>
+        <w:rPr/>
+      </w:pPr>
+      <w:r>
+        <w:rPr>
+          <w:rtl w:val="0"/>
+        </w:rPr>
+        <w:t xml:space="preserve">Stand-in provider — A provider that returns sample cards without contacting Google; used by tests and local development.</w:t>
+      </w:r>
+    </w:p>
+    <w:p>
+      <w:pPr>
+        <w:ind w:left="720" w:firstLine="0"/>
+        <w:rPr/>
+      </w:pPr>
+      <w:r>
+        <w:rPr>
+          <w:rtl w:val="0"/>
+        </w:rPr>
+        <w:t xml:space="preserve">Suggestion — A generated card awaiting the learner’s decision to accept or reject it.</w:t>
+      </w:r>
+    </w:p>
+    <w:p>
+      <w:pPr>
+        <w:ind w:left="720" w:firstLine="0"/>
+        <w:rPr/>
+      </w:pPr>
+      <w:r>
+        <w:rPr>
+          <w:rtl w:val="0"/>
+        </w:rPr>
+        <w:t xml:space="preserve">Typed-answer mode — A study mode in which the learner types the answer and the application checks it and suggests a rating.</w:t>
       </w:r>
     </w:p>
     <w:p>
@@ -15234,7 +15587,7 @@
       </w:r>
     </w:p>
     <w:sectPr>
-      <w:headerReference r:id="rId11" w:type="default"/>
+      <w:headerReference r:id="rId15" w:type="default"/>
       <w:pgSz w:h="15840" w:w="12240" w:orient="portrait"/>
       <w:pgMar w:bottom="1440" w:top="1440" w:left="1440" w:right="1080" w:header="0" w:footer="720"/>
       <w:pgNumType w:start="1"/>
